--- a/templates/contracts/supply_contract.docx
+++ b/templates/contracts/supply_contract.docx
@@ -129,7 +129,7 @@
         <w:br/>
         <w:t xml:space="preserve">{{ПОСТАВЩИК_ДИРЕКТОР_ФИО_РП}}, действующего на основании Устава, с одной стороны и </w:t>
         <w:br/>
-        <w:t>{{ПОКУПАТЕЛЬ_НАИМЕНОВАНИЕ}}, именуемый в дальнейшем «Заказчик», с другой стороны, заключили настоящий договор о нижеследующем:</w:t>
+        <w:t>{{ПОКУПАТЕЛЬ_НАИМЕНОВАНИЕ}}, именуемый в дальнейшем «Покупатель», с другой стороны, заключили настоящий договор о нижеследующем:</w:t>
       </w:r>
     </w:p>
     <w:p>
@@ -1167,7 +1167,7 @@
           <w:sz w:val="22"/>
           <w:szCs w:val="22"/>
         </w:rPr>
-        <w:t>{% for line in payment_lines %}{{line.text}}{% endfor %}</w:t>
+        <w:t>{{PAYMENT_SECTION}}</w:t>
       </w:r>
       <w:bookmarkStart w:id="0" w:name="_Hlk86833233"/>
       <w:bookmarkEnd w:id="0"/>
@@ -2203,87 +2203,7 @@
           <w:sz w:val="22"/>
           <w:szCs w:val="22"/>
         </w:rPr>
-        <w:t xml:space="preserve"> – Технические характеристики</w:t>
-      </w:r>
-      <w:r>
-        <w:rPr>
-          <w:rFonts w:ascii="Arial" w:hAnsi="Arial" w:cs="Arial"/>
-          <w:sz w:val="22"/>
-          <w:szCs w:val="22"/>
-        </w:rPr>
-        <w:t xml:space="preserve"> и комплект поставки </w:t>
-      </w:r>
-      <w:r>
-        <w:rPr>
-          <w:rFonts w:ascii="Arial" w:hAnsi="Arial" w:cs="Arial"/>
-          <w:sz w:val="22"/>
-          <w:szCs w:val="22"/>
-        </w:rPr>
-        <w:t xml:space="preserve">Весов </w:t>
-      </w:r>
-      <w:r>
-        <w:rPr>
-          <w:rFonts w:ascii="Arial" w:hAnsi="Arial" w:cs="Arial"/>
-          <w:sz w:val="22"/>
-          <w:szCs w:val="22"/>
-        </w:rPr>
-        <w:t>ВЕСТА-С</w:t>
-      </w:r>
-      <w:r>
-        <w:rPr>
-          <w:rFonts w:ascii="Arial" w:hAnsi="Arial" w:cs="Arial"/>
-          <w:sz w:val="22"/>
-          <w:szCs w:val="22"/>
-        </w:rPr>
-        <w:t>Л</w:t>
-      </w:r>
-      <w:r>
-        <w:rPr>
-          <w:rFonts w:ascii="Arial" w:hAnsi="Arial" w:cs="Arial"/>
-          <w:sz w:val="22"/>
-          <w:szCs w:val="22"/>
-        </w:rPr>
-        <w:t>-</w:t>
-      </w:r>
-      <w:r>
-        <w:rPr>
-          <w:rFonts w:ascii="Arial" w:hAnsi="Arial" w:cs="Arial"/>
-          <w:sz w:val="22"/>
-          <w:szCs w:val="22"/>
-        </w:rPr>
-        <w:t>8</w:t>
-      </w:r>
-      <w:r>
-        <w:rPr>
-          <w:rFonts w:ascii="Arial" w:hAnsi="Arial" w:cs="Arial"/>
-          <w:sz w:val="22"/>
-          <w:szCs w:val="22"/>
-        </w:rPr>
-        <w:t>0-</w:t>
-      </w:r>
-      <w:r>
-        <w:rPr>
-          <w:rFonts w:ascii="Arial" w:hAnsi="Arial" w:cs="Arial"/>
-          <w:sz w:val="22"/>
-          <w:szCs w:val="22"/>
-        </w:rPr>
-        <w:t>18</w:t>
-      </w:r>
-      <w:r>
-        <w:rPr>
-          <w:rFonts w:ascii="Arial" w:hAnsi="Arial" w:cs="Arial"/>
-          <w:sz w:val="22"/>
-          <w:szCs w:val="22"/>
-        </w:rPr>
-        <w:t>-Ц</w:t>
-      </w:r>
-      <w:r>
-        <w:rPr>
-          <w:rFonts w:ascii="Arial" w:hAnsi="Arial" w:cs="Arial"/>
-          <w:sz w:val="22"/>
-          <w:szCs w:val="22"/>
-        </w:rPr>
-        <w:t>.</w:t>
+        <w:t xml:space="preserve"> – Технические характеристики и комплект поставки {{ТОВАР_НАИМЕНОВАНИЕ}}</w:t>
       </w:r>
     </w:p>
     <w:p>
@@ -2790,7 +2710,7 @@
                 <w:sz w:val="22"/>
                 <w:szCs w:val="22"/>
               </w:rPr>
-              <w:t>ИНН {{ПОКУПАТЕЛЬ_ИНН}}</w:t>
+              <w:t>ИНН {{ПОКУПАТЕЛЬ_ИНН}}{% if ПОКУПАТЕЛЬ_КПП %} КПП {{ПОКУПАТЕЛЬ_КПП}}{% endif %}</w:t>
             </w:r>
           </w:p>
           <w:p>

--- a/templates/contracts/supply_contract.docx
+++ b/templates/contracts/supply_contract.docx
@@ -489,7 +489,7 @@
           <w:sz w:val="22"/>
           <w:szCs w:val="22"/>
         </w:rPr>
-        <w:t>3.2. Поставщик производит и/или подготавливает Товар к отгрузке, в соответствии со Спецификацией (Приложение №1) в срок не более {{СРОК_ПРОИЗВОДСТВА_ДН}} рабочих дней с момента поступления платежа и соблюдения сроков и порядка оплат Покупателем в соответствии с                       п. 4.2. на расчетный счет Поставщика.</w:t>
+        <w:t>3.2. Поставщик производит и/или подготавливает Товар к отгрузке, в соответствии со Спецификацией (Приложение №1) в срок не более {{СРОК_ПРОИЗВОДСТВА_ДН}} рабочих дней с момента поступления платежа и соблюдения сроков и порядка оплат Покупателем в соответствии с п. 4.2. на расчетный счет Поставщика.</w:t>
       </w:r>
     </w:p>
     <w:p>
@@ -1140,15 +1140,7 @@
           <w:sz w:val="22"/>
           <w:szCs w:val="22"/>
         </w:rPr>
-        <w:t>4</w:t>
-      </w:r>
-      <w:r>
-        <w:rPr>
-          <w:rFonts w:ascii="Arial" w:hAnsi="Arial" w:cs="Arial"/>
-          <w:sz w:val="22"/>
-          <w:szCs w:val="22"/>
-        </w:rPr>
-        <w:t>.2. Покупатель осуществляет оплату в следующем порядке:</w:t>
+        <w:t>4.2. Покупатель осуществляет оплату в следующем порядке:</w:t>
       </w:r>
     </w:p>
     <w:p>
@@ -1384,63 +1376,7 @@
           <w:sz w:val="22"/>
           <w:szCs w:val="22"/>
         </w:rPr>
-        <w:t>6</w:t>
-      </w:r>
-      <w:r>
-        <w:rPr>
-          <w:rFonts w:ascii="Arial" w:hAnsi="Arial" w:cs="Arial"/>
-          <w:sz w:val="22"/>
-          <w:szCs w:val="22"/>
-        </w:rPr>
-        <w:t xml:space="preserve">.2. За нарушение </w:t>
-      </w:r>
-      <w:r>
-        <w:rPr>
-          <w:rFonts w:ascii="Arial" w:hAnsi="Arial" w:cs="Arial"/>
-          <w:sz w:val="22"/>
-          <w:szCs w:val="22"/>
-        </w:rPr>
-        <w:t>порядка приёмки Товара</w:t>
-      </w:r>
-      <w:r>
-        <w:rPr>
-          <w:rFonts w:ascii="Arial" w:hAnsi="Arial" w:cs="Arial"/>
-          <w:sz w:val="22"/>
-          <w:szCs w:val="22"/>
-        </w:rPr>
-        <w:t>,</w:t>
-      </w:r>
-      <w:r>
-        <w:rPr>
-          <w:rFonts w:ascii="Arial" w:hAnsi="Arial" w:cs="Arial"/>
-          <w:sz w:val="22"/>
-          <w:szCs w:val="22"/>
-        </w:rPr>
-        <w:t xml:space="preserve"> </w:t>
-      </w:r>
-      <w:r>
-        <w:rPr>
-          <w:rFonts w:ascii="Arial" w:hAnsi="Arial" w:cs="Arial"/>
-          <w:sz w:val="22"/>
-          <w:szCs w:val="22"/>
-        </w:rPr>
-        <w:t xml:space="preserve">сроков оплаты Товара и порядка платежей, предусмотренных в п. </w:t>
-      </w:r>
-      <w:r>
-        <w:rPr>
-          <w:rFonts w:ascii="Arial" w:hAnsi="Arial" w:cs="Arial"/>
-          <w:sz w:val="22"/>
-          <w:szCs w:val="22"/>
-        </w:rPr>
-        <w:t>4</w:t>
-      </w:r>
-      <w:r>
-        <w:rPr>
-          <w:rFonts w:ascii="Arial" w:hAnsi="Arial" w:cs="Arial"/>
-          <w:sz w:val="22"/>
-          <w:szCs w:val="22"/>
-        </w:rPr>
-        <w:t>.2 настоящего Договора, Покупатель уплачивает Поставщику пени в размере 0,1 % от стоимости Товара за каждый день просрочки, но не более 10% от стоимости Товара. При этом пени подлежат начислению после предоставления в адрес Покупателя мотивированной претензии.</w:t>
+        <w:t>6.2. За нарушение порядка приёмки Товара, сроков оплаты Товара и порядка платежей, предусмотренных в п. 4.2 настоящего Договора, Покупатель уплачивает Поставщику пени в размере 0,1 % от стоимости Товара за каждый день просрочки, но не более 10% от стоимости Товара. При этом пени подлежат начислению после предоставления в адрес Покупателя мотивированной претензии.</w:t>
       </w:r>
     </w:p>
     <w:p>
@@ -1960,7 +1896,7 @@
           <w:sz w:val="22"/>
           <w:szCs w:val="22"/>
         </w:rPr>
-        <w:t xml:space="preserve">9.1. Настоящий договор вступает в силу с момента подписания его сторонами и действует до полного исполнения сторонами своих обязательств по настоящему договору, в случае произведения Покупателем предоплаты согласно п. 4.2 настоящего Договора в срок до {{СРОК_ДЕЙСТВИЯ_ДО}}  </w:t>
+        <w:t xml:space="preserve">9.1. Настоящий договор вступает в силу с момента подписания его сторонами и действует до полного исполнения сторонами своих обязательств по настоящему договору, в случае произведения Покупателем предоплаты согласно п. 4.2 настоящего Договора в срок до {{СРОК_ДЕЙСТВИЯ_ДО}} </w:t>
       </w:r>
     </w:p>
     <w:p>
@@ -3488,118 +3424,7 @@
         <w:sz w:val="16"/>
         <w:szCs w:val="18"/>
       </w:rPr>
-      <w:t xml:space="preserve">Договор </w:t>
-    </w:r>
-    <w:r>
-      <w:rPr>
-        <w:rFonts w:ascii="Arial" w:hAnsi="Arial" w:cs="Arial"/>
-        <w:sz w:val="16"/>
-        <w:szCs w:val="18"/>
-      </w:rPr>
-      <w:t xml:space="preserve">поставки весового оборудования </w:t>
-    </w:r>
-    <w:r>
-      <w:rPr>
-        <w:rFonts w:ascii="Arial" w:hAnsi="Arial" w:cs="Arial"/>
-        <w:sz w:val="16"/>
-        <w:szCs w:val="18"/>
-      </w:rPr>
-      <w:t xml:space="preserve">№ </w:t>
-    </w:r>
-    <w:r>
-      <w:rPr>
-        <w:rFonts w:ascii="Arial" w:hAnsi="Arial" w:cs="Arial"/>
-        <w:sz w:val="16"/>
-        <w:szCs w:val="18"/>
-      </w:rPr>
-      <w:t>86</w:t>
-    </w:r>
-    <w:r>
-      <w:rPr>
-        <w:rFonts w:ascii="Arial" w:hAnsi="Arial" w:cs="Arial"/>
-        <w:sz w:val="16"/>
-        <w:szCs w:val="18"/>
-      </w:rPr>
-      <w:t>/202</w:t>
-    </w:r>
-    <w:r>
-      <w:rPr>
-        <w:rFonts w:ascii="Arial" w:hAnsi="Arial" w:cs="Arial"/>
-        <w:sz w:val="16"/>
-        <w:szCs w:val="18"/>
-      </w:rPr>
-      <w:t>6</w:t>
-    </w:r>
-    <w:r>
-      <w:rPr>
-        <w:rFonts w:ascii="Arial" w:hAnsi="Arial" w:cs="Arial"/>
-        <w:sz w:val="16"/>
-        <w:szCs w:val="18"/>
-      </w:rPr>
-      <w:t xml:space="preserve"> от </w:t>
-    </w:r>
-    <w:r>
-      <w:rPr>
-        <w:rFonts w:ascii="Arial" w:hAnsi="Arial" w:cs="Arial"/>
-        <w:sz w:val="16"/>
-        <w:szCs w:val="18"/>
-      </w:rPr>
-      <w:t>26</w:t>
-    </w:r>
-    <w:r>
-      <w:rPr>
-        <w:rFonts w:ascii="Arial" w:hAnsi="Arial" w:cs="Arial"/>
-        <w:sz w:val="16"/>
-        <w:szCs w:val="18"/>
-      </w:rPr>
-      <w:t>.</w:t>
-    </w:r>
-    <w:r>
-      <w:rPr>
-        <w:rFonts w:ascii="Arial" w:hAnsi="Arial" w:cs="Arial"/>
-        <w:sz w:val="16"/>
-        <w:szCs w:val="18"/>
-      </w:rPr>
-      <w:t>04</w:t>
-    </w:r>
-    <w:r>
-      <w:rPr>
-        <w:rFonts w:ascii="Arial" w:hAnsi="Arial" w:cs="Arial"/>
-        <w:sz w:val="16"/>
-        <w:szCs w:val="18"/>
-      </w:rPr>
-      <w:t>.202</w:t>
-    </w:r>
-    <w:r>
-      <w:rPr>
-        <w:rFonts w:ascii="Arial" w:hAnsi="Arial" w:cs="Arial"/>
-        <w:sz w:val="16"/>
-        <w:szCs w:val="18"/>
-      </w:rPr>
-      <w:t>6</w:t>
-    </w:r>
-    <w:r>
-      <w:rPr>
-        <w:rFonts w:ascii="Arial" w:hAnsi="Arial" w:cs="Arial"/>
-        <w:sz w:val="16"/>
-        <w:szCs w:val="18"/>
-      </w:rPr>
-      <w:t xml:space="preserve"> </w:t>
-    </w:r>
-    <w:r>
-      <w:rPr>
-        <w:rFonts w:ascii="Arial" w:hAnsi="Arial" w:cs="Arial"/>
-        <w:sz w:val="16"/>
-        <w:szCs w:val="18"/>
-      </w:rPr>
-      <w:t>г</w:t>
-    </w:r>
-    <w:r>
-      <w:rPr>
-        <w:rFonts w:ascii="Arial" w:hAnsi="Arial" w:cs="Arial"/>
-        <w:sz w:val="16"/>
-      </w:rPr>
-      <w:t>ода</w:t>
+      <w:t>Договор поставки весового оборудования № {{ДОГОВОР_НОМЕР}} от {{ДОГОВОР_ДАТА}}</w:t>
     </w:r>
   </w:p>
   <w:p>

--- a/templates/contracts/supply_contract.docx
+++ b/templates/contracts/supply_contract.docx
@@ -4,7 +4,7 @@
   <w:body>
     <w:p>
       <w:pPr>
-        <w:spacing w:before="480" w:line="360" w:lineRule="auto"/>
+        <w:spacing w:before="480" w:line="360" w:lineRule="auto" w:after="240"/>
         <w:jc w:val="center"/>
         <w:rPr>
           <w:rFonts w:ascii="Arial" w:hAnsi="Arial" w:cs="Arial"/>
@@ -24,16 +24,6 @@
         <w:br/>
         <w:t>поставки весового оборудования</w:t>
       </w:r>
-    </w:p>
-    <w:p>
-      <w:pPr>
-        <w:spacing w:line="360" w:lineRule="auto"/>
-        <w:rPr>
-          <w:rFonts w:ascii="Arial" w:hAnsi="Arial" w:cs="Arial"/>
-          <w:sz w:val="18"/>
-          <w:szCs w:val="22"/>
-        </w:rPr>
-      </w:pPr>
     </w:p>
     <w:tbl>
       <w:tblPr>
@@ -100,17 +90,7 @@
     </w:tbl>
     <w:p>
       <w:pPr>
-        <w:spacing w:line="360" w:lineRule="auto"/>
-        <w:rPr>
-          <w:rFonts w:ascii="Arial" w:hAnsi="Arial" w:cs="Arial"/>
-          <w:sz w:val="18"/>
-          <w:szCs w:val="22"/>
-        </w:rPr>
-      </w:pPr>
-    </w:p>
-    <w:p>
-      <w:pPr>
-        <w:spacing w:line="360" w:lineRule="auto"/>
+        <w:spacing w:line="360" w:lineRule="auto" w:before="240" w:after="360"/>
         <w:jc w:val="both"/>
         <w:rPr>
           <w:rFonts w:ascii="Arial" w:hAnsi="Arial" w:cs="Arial"/>
@@ -129,7 +109,38 @@
         <w:br/>
         <w:t xml:space="preserve">{{ПОСТАВЩИК_ДИРЕКТОР_ФИО_РП}}, действующего на основании Устава, с одной стороны и </w:t>
         <w:br/>
-        <w:t>{{ПОКУПАТЕЛЬ_НАИМЕНОВАНИЕ}}, именуемый в дальнейшем «Покупатель», с другой стороны, заключили настоящий договор о нижеследующем:</w:t>
+        <w:t>{{ПОКУПАТЕЛЬ_НАИМЕНОВАНИЕ}}, {{ПОКУПАТЕЛЬ_ИМЕНУЕМ}} в дальнейшем «Покупатель», {% if ПОКУПАТЕЛЬ_ДИРЕКТОР_ФИО_РП %}в лице {{ПОКУПАТЕЛЬ_ДИРЕКТОР_ДОЛЖНОСТЬ_РП}} {{ПОКУПАТЕЛЬ_ДИРЕКТОР_ФИО_РП}}, {{ПОКУПАТЕЛЬ_ДЕЙСТВУЕТ}} на основании {{ПОКУПАТЕЛЬ_ОСНОВАНИЕ}}, {% endif %}с другой стороны, заключили настоящий договор о нижеследующем:</w:t>
+      </w:r>
+    </w:p>
+    <w:p>
+      <w:pPr>
+        <w:keepNext/>
+        <w:spacing w:line="360" w:lineRule="auto" w:before="360" w:after="120"/>
+        <w:jc w:val="center"/>
+        <w:rPr>
+          <w:rFonts w:ascii="Arial" w:hAnsi="Arial" w:cs="Arial"/>
+          <w:b/>
+          <w:sz w:val="22"/>
+          <w:szCs w:val="22"/>
+        </w:rPr>
+      </w:pPr>
+      <w:r>
+        <w:rPr>
+          <w:rFonts w:ascii="Arial" w:hAnsi="Arial" w:cs="Arial"/>
+          <w:b/>
+          <w:sz w:val="22"/>
+          <w:szCs w:val="22"/>
+        </w:rPr>
+        <w:t xml:space="preserve">1. </w:t>
+      </w:r>
+      <w:r>
+        <w:rPr>
+          <w:rFonts w:ascii="Arial" w:hAnsi="Arial" w:cs="Arial"/>
+          <w:b/>
+          <w:sz w:val="22"/>
+          <w:szCs w:val="22"/>
+        </w:rPr>
+        <w:t>ПРЕДМЕТ ДОГОВОРА</w:t>
       </w:r>
     </w:p>
     <w:p>
@@ -142,6 +153,45 @@
           <w:szCs w:val="22"/>
         </w:rPr>
       </w:pPr>
+      <w:r>
+        <w:rPr>
+          <w:rFonts w:ascii="Arial" w:hAnsi="Arial" w:cs="Arial"/>
+          <w:sz w:val="22"/>
+          <w:szCs w:val="22"/>
+        </w:rPr>
+        <w:t>1.1. В соответствии с настоящим Договором Поставщик обязуется передать Покупателю оборудование {{ТОВАР_НАИМЕНОВАНИЕ}}, далее «Товар», в соответствии со Спецификацией (Приложение №1), являющейся неотъемлемой частью настоящего договора, а Покупатель обязуется принять и произвести оплату на условиях настоящего Договора Поставки.</w:t>
+      </w:r>
+    </w:p>
+    <w:p>
+      <w:pPr>
+        <w:keepNext/>
+        <w:spacing w:line="360" w:lineRule="auto" w:before="360" w:after="120"/>
+        <w:jc w:val="center"/>
+        <w:rPr>
+          <w:rFonts w:ascii="Arial" w:hAnsi="Arial" w:cs="Arial"/>
+          <w:b/>
+          <w:sz w:val="22"/>
+          <w:szCs w:val="22"/>
+        </w:rPr>
+      </w:pPr>
+      <w:r>
+        <w:rPr>
+          <w:rFonts w:ascii="Arial" w:hAnsi="Arial" w:cs="Arial"/>
+          <w:b/>
+          <w:sz w:val="22"/>
+          <w:szCs w:val="22"/>
+        </w:rPr>
+        <w:t xml:space="preserve">2. </w:t>
+      </w:r>
+      <w:r>
+        <w:rPr>
+          <w:rFonts w:ascii="Arial" w:hAnsi="Arial" w:cs="Arial"/>
+          <w:b/>
+          <w:sz w:val="22"/>
+          <w:szCs w:val="22"/>
+        </w:rPr>
+        <w:t>КАЧЕСТВО ТОВАРА</w:t>
+      </w:r>
     </w:p>
     <w:p>
       <w:pPr>
@@ -153,35 +203,13 @@
           <w:szCs w:val="22"/>
         </w:rPr>
       </w:pPr>
-    </w:p>
-    <w:p>
-      <w:pPr>
-        <w:spacing w:line="360" w:lineRule="auto"/>
-        <w:jc w:val="center"/>
-        <w:rPr>
-          <w:rFonts w:ascii="Arial" w:hAnsi="Arial" w:cs="Arial"/>
-          <w:b/>
-          <w:sz w:val="22"/>
-          <w:szCs w:val="22"/>
-        </w:rPr>
-      </w:pPr>
-      <w:r>
-        <w:rPr>
-          <w:rFonts w:ascii="Arial" w:hAnsi="Arial" w:cs="Arial"/>
-          <w:b/>
-          <w:sz w:val="22"/>
-          <w:szCs w:val="22"/>
-        </w:rPr>
-        <w:t xml:space="preserve">1. </w:t>
-      </w:r>
-      <w:r>
-        <w:rPr>
-          <w:rFonts w:ascii="Arial" w:hAnsi="Arial" w:cs="Arial"/>
-          <w:b/>
-          <w:sz w:val="22"/>
-          <w:szCs w:val="22"/>
-        </w:rPr>
-        <w:t>ПРЕДМЕТ ДОГОВОРА</w:t>
+      <w:r>
+        <w:rPr>
+          <w:rFonts w:ascii="Arial" w:hAnsi="Arial" w:cs="Arial"/>
+          <w:sz w:val="22"/>
+          <w:szCs w:val="22"/>
+        </w:rPr>
+        <w:t>2.1. Качество Товара должно соответствовать условиям настоящего Договора, Паспорту на Товар, государственным стандартам и техническим условиям, предъявляемым к товару подобного рода.</w:t>
       </w:r>
     </w:p>
     <w:p>
@@ -200,7 +228,47 @@
           <w:sz w:val="22"/>
           <w:szCs w:val="22"/>
         </w:rPr>
-        <w:t>1.1. В соответствии с настоящим Договором Поставщик обязуется передать Покупателю оборудование {{ТОВАР_НАИМЕНОВАНИЕ}}, далее «Товар», в соответствии со Спецификацией (Приложение №1), являющейся неотъемлемой частью настоящего договора, а Покупатель обязуется принять и произвести оплату на условиях настоящего Договора Поставки.</w:t>
+        <w:t xml:space="preserve">2.2. Поставщик гарантирует, что Товар является новым, не бывшим в употреблении, не обременен правами третьих лиц и не ограничен в обороте иным образом. </w:t>
+      </w:r>
+    </w:p>
+    <w:p>
+      <w:pPr>
+        <w:keepNext/>
+        <w:spacing w:line="360" w:lineRule="auto" w:before="360" w:after="120"/>
+        <w:jc w:val="center"/>
+        <w:rPr>
+          <w:rFonts w:ascii="Arial" w:hAnsi="Arial" w:cs="Arial"/>
+          <w:b/>
+          <w:sz w:val="22"/>
+          <w:szCs w:val="22"/>
+        </w:rPr>
+      </w:pPr>
+      <w:r>
+        <w:rPr>
+          <w:rFonts w:ascii="Arial" w:hAnsi="Arial" w:cs="Arial"/>
+          <w:b/>
+          <w:sz w:val="22"/>
+          <w:szCs w:val="22"/>
+        </w:rPr>
+        <w:t xml:space="preserve">3. </w:t>
+      </w:r>
+      <w:r>
+        <w:rPr>
+          <w:rFonts w:ascii="Arial" w:hAnsi="Arial" w:cs="Arial"/>
+          <w:b/>
+          <w:sz w:val="22"/>
+          <w:szCs w:val="22"/>
+        </w:rPr>
+        <w:t>ПОРЯДОК И СРОКИ П</w:t>
+      </w:r>
+      <w:r>
+        <w:rPr>
+          <w:rFonts w:ascii="Arial" w:hAnsi="Arial" w:cs="Arial"/>
+          <w:b/>
+          <w:sz w:val="22"/>
+          <w:szCs w:val="22"/>
+        </w:rPr>
+        <w:t>ЕРЕДАЧИ ТОВАРА</w:t>
       </w:r>
     </w:p>
     <w:p>
@@ -213,6 +281,14 @@
           <w:szCs w:val="22"/>
         </w:rPr>
       </w:pPr>
+      <w:r>
+        <w:rPr>
+          <w:rFonts w:ascii="Arial" w:hAnsi="Arial" w:cs="Arial"/>
+          <w:sz w:val="22"/>
+          <w:szCs w:val="22"/>
+        </w:rPr>
+        <w:t>3.1. Поставка Товара по настоящему договору включает следующие этапы:</w:t>
+      </w:r>
     </w:p>
     <w:p>
       <w:pPr>
@@ -224,35 +300,21 @@
           <w:szCs w:val="22"/>
         </w:rPr>
       </w:pPr>
-    </w:p>
-    <w:p>
-      <w:pPr>
-        <w:spacing w:line="360" w:lineRule="auto"/>
-        <w:jc w:val="center"/>
-        <w:rPr>
-          <w:rFonts w:ascii="Arial" w:hAnsi="Arial" w:cs="Arial"/>
-          <w:b/>
-          <w:sz w:val="22"/>
-          <w:szCs w:val="22"/>
-        </w:rPr>
-      </w:pPr>
-      <w:r>
-        <w:rPr>
-          <w:rFonts w:ascii="Arial" w:hAnsi="Arial" w:cs="Arial"/>
-          <w:b/>
-          <w:sz w:val="22"/>
-          <w:szCs w:val="22"/>
-        </w:rPr>
-        <w:t xml:space="preserve">2. </w:t>
-      </w:r>
-      <w:r>
-        <w:rPr>
-          <w:rFonts w:ascii="Arial" w:hAnsi="Arial" w:cs="Arial"/>
-          <w:b/>
-          <w:sz w:val="22"/>
-          <w:szCs w:val="22"/>
-        </w:rPr>
-        <w:t>КАЧЕСТВО ТОВАРА</w:t>
+      <w:r>
+        <w:rPr>
+          <w:rFonts w:ascii="Arial" w:hAnsi="Arial" w:cs="Arial"/>
+          <w:sz w:val="22"/>
+          <w:szCs w:val="22"/>
+        </w:rPr>
+        <w:t xml:space="preserve">- </w:t>
+      </w:r>
+      <w:r>
+        <w:rPr>
+          <w:rFonts w:ascii="Arial" w:hAnsi="Arial" w:cs="Arial"/>
+          <w:sz w:val="22"/>
+          <w:szCs w:val="22"/>
+        </w:rPr>
+        <w:t>производство Товара.</w:t>
       </w:r>
     </w:p>
     <w:p>
@@ -271,7 +333,15 @@
           <w:sz w:val="22"/>
           <w:szCs w:val="22"/>
         </w:rPr>
-        <w:t>2.1. Качество Товара должно соответствовать условиям настоящего Договора, Паспорту на Товар, государственным стандартам и техническим условиям, предъявляемым к товару подобного рода.</w:t>
+        <w:t xml:space="preserve">- </w:t>
+      </w:r>
+      <w:r>
+        <w:rPr>
+          <w:rFonts w:ascii="Arial" w:hAnsi="Arial" w:cs="Arial"/>
+          <w:sz w:val="22"/>
+          <w:szCs w:val="22"/>
+        </w:rPr>
+        <w:t>подготовка Товара к отгрузке.</w:t>
       </w:r>
     </w:p>
     <w:p>
@@ -290,7 +360,7 @@
           <w:sz w:val="22"/>
           <w:szCs w:val="22"/>
         </w:rPr>
-        <w:t xml:space="preserve">2.2. Поставщик гарантирует, что Товар является новым, не бывшим в употреблении, не обременен правами третьих лиц и не ограничен в обороте иным образом. </w:t>
+        <w:t>- отгрузка Товара.</w:t>
       </w:r>
     </w:p>
     <w:p>
@@ -303,6 +373,22 @@
           <w:szCs w:val="22"/>
         </w:rPr>
       </w:pPr>
+      <w:r>
+        <w:rPr>
+          <w:rFonts w:ascii="Arial" w:hAnsi="Arial" w:cs="Arial"/>
+          <w:sz w:val="22"/>
+          <w:szCs w:val="22"/>
+        </w:rPr>
+        <w:t xml:space="preserve">- доставка </w:t>
+      </w:r>
+      <w:r>
+        <w:rPr>
+          <w:rFonts w:ascii="Arial" w:hAnsi="Arial" w:cs="Arial"/>
+          <w:sz w:val="22"/>
+          <w:szCs w:val="22"/>
+        </w:rPr>
+        <w:t>Товара.</w:t>
+      </w:r>
     </w:p>
     <w:p>
       <w:pPr>
@@ -314,44 +400,13 @@
           <w:szCs w:val="22"/>
         </w:rPr>
       </w:pPr>
-    </w:p>
-    <w:p>
-      <w:pPr>
-        <w:spacing w:line="360" w:lineRule="auto"/>
-        <w:jc w:val="center"/>
-        <w:rPr>
-          <w:rFonts w:ascii="Arial" w:hAnsi="Arial" w:cs="Arial"/>
-          <w:b/>
-          <w:sz w:val="22"/>
-          <w:szCs w:val="22"/>
-        </w:rPr>
-      </w:pPr>
-      <w:r>
-        <w:rPr>
-          <w:rFonts w:ascii="Arial" w:hAnsi="Arial" w:cs="Arial"/>
-          <w:b/>
-          <w:sz w:val="22"/>
-          <w:szCs w:val="22"/>
-        </w:rPr>
-        <w:t xml:space="preserve">3. </w:t>
-      </w:r>
-      <w:r>
-        <w:rPr>
-          <w:rFonts w:ascii="Arial" w:hAnsi="Arial" w:cs="Arial"/>
-          <w:b/>
-          <w:sz w:val="22"/>
-          <w:szCs w:val="22"/>
-        </w:rPr>
-        <w:t>ПОРЯДОК И СРОКИ П</w:t>
-      </w:r>
-      <w:r>
-        <w:rPr>
-          <w:rFonts w:ascii="Arial" w:hAnsi="Arial" w:cs="Arial"/>
-          <w:b/>
-          <w:sz w:val="22"/>
-          <w:szCs w:val="22"/>
-        </w:rPr>
-        <w:t>ЕРЕДАЧИ ТОВАРА</w:t>
+      <w:r>
+        <w:rPr>
+          <w:rFonts w:ascii="Arial" w:hAnsi="Arial" w:cs="Arial"/>
+          <w:sz w:val="22"/>
+          <w:szCs w:val="22"/>
+        </w:rPr>
+        <w:t>3.2. Поставщик производит и/или подготавливает Товар к отгрузке, в соответствии со Спецификацией (Приложение №1) в срок не более {{СРОК_ПРОИЗВОДСТВА_ДН}} рабочих дней с момента поступления платежа и соблюдения сроков и порядка оплат Покупателем в соответствии с п. 4.2. на расчетный счет Поставщика.</w:t>
       </w:r>
     </w:p>
     <w:p>
@@ -370,7 +425,7 @@
           <w:sz w:val="22"/>
           <w:szCs w:val="22"/>
         </w:rPr>
-        <w:t>3.1. Поставка Товара по настоящему договору включает следующие этапы:</w:t>
+        <w:t>3.3. Поставщик отгружает и доставляет Товар в срок не более {{СРОК_ДОСТАВКИ_ДН}} рабочих дней при условии 100% оплаты Товара в соответствии с п. 4.2. на расчетный счет Поставщика.</w:t>
       </w:r>
     </w:p>
     <w:p>
@@ -389,15 +444,7 @@
           <w:sz w:val="22"/>
           <w:szCs w:val="22"/>
         </w:rPr>
-        <w:t xml:space="preserve">- </w:t>
-      </w:r>
-      <w:r>
-        <w:rPr>
-          <w:rFonts w:ascii="Arial" w:hAnsi="Arial" w:cs="Arial"/>
-          <w:sz w:val="22"/>
-          <w:szCs w:val="22"/>
-        </w:rPr>
-        <w:t>производство Товара.</w:t>
+        <w:t>3.4. Поставщик доставляет Товар Покупателю по адресу: {{АДРЕС_ПОСТАВКИ}}.</w:t>
       </w:r>
     </w:p>
     <w:p>
@@ -416,15 +463,31 @@
           <w:sz w:val="22"/>
           <w:szCs w:val="22"/>
         </w:rPr>
-        <w:t xml:space="preserve">- </w:t>
-      </w:r>
-      <w:r>
-        <w:rPr>
-          <w:rFonts w:ascii="Arial" w:hAnsi="Arial" w:cs="Arial"/>
-          <w:sz w:val="22"/>
-          <w:szCs w:val="22"/>
-        </w:rPr>
-        <w:t>подготовка Товара к отгрузке.</w:t>
+        <w:t>3</w:t>
+      </w:r>
+      <w:r>
+        <w:rPr>
+          <w:rFonts w:ascii="Arial" w:hAnsi="Arial" w:cs="Arial"/>
+          <w:sz w:val="22"/>
+          <w:szCs w:val="22"/>
+        </w:rPr>
+        <w:t>.</w:t>
+      </w:r>
+      <w:r>
+        <w:rPr>
+          <w:rFonts w:ascii="Arial" w:hAnsi="Arial" w:cs="Arial"/>
+          <w:sz w:val="22"/>
+          <w:szCs w:val="22"/>
+        </w:rPr>
+        <w:t>5</w:t>
+      </w:r>
+      <w:r>
+        <w:rPr>
+          <w:rFonts w:ascii="Arial" w:hAnsi="Arial" w:cs="Arial"/>
+          <w:sz w:val="22"/>
+          <w:szCs w:val="22"/>
+        </w:rPr>
+        <w:t xml:space="preserve">. Передача Товара оформляется двусторонним подписанием Универсальных передаточных документов (далее «УПД»).     </w:t>
       </w:r>
     </w:p>
     <w:p>
@@ -443,7 +506,31 @@
           <w:sz w:val="22"/>
           <w:szCs w:val="22"/>
         </w:rPr>
-        <w:t>- отгрузка Товара.</w:t>
+        <w:t>3</w:t>
+      </w:r>
+      <w:r>
+        <w:rPr>
+          <w:rFonts w:ascii="Arial" w:hAnsi="Arial" w:cs="Arial"/>
+          <w:sz w:val="22"/>
+          <w:szCs w:val="22"/>
+        </w:rPr>
+        <w:t>.</w:t>
+      </w:r>
+      <w:r>
+        <w:rPr>
+          <w:rFonts w:ascii="Arial" w:hAnsi="Arial" w:cs="Arial"/>
+          <w:sz w:val="22"/>
+          <w:szCs w:val="22"/>
+        </w:rPr>
+        <w:t>6</w:t>
+      </w:r>
+      <w:r>
+        <w:rPr>
+          <w:rFonts w:ascii="Arial" w:hAnsi="Arial" w:cs="Arial"/>
+          <w:sz w:val="22"/>
+          <w:szCs w:val="22"/>
+        </w:rPr>
+        <w:t>. УПД должен быть подписан Покупателем в момент передачи Товара.</w:t>
       </w:r>
     </w:p>
     <w:p>
@@ -462,15 +549,31 @@
           <w:sz w:val="22"/>
           <w:szCs w:val="22"/>
         </w:rPr>
-        <w:t xml:space="preserve">- доставка </w:t>
-      </w:r>
-      <w:r>
-        <w:rPr>
-          <w:rFonts w:ascii="Arial" w:hAnsi="Arial" w:cs="Arial"/>
-          <w:sz w:val="22"/>
-          <w:szCs w:val="22"/>
-        </w:rPr>
-        <w:t>Товара.</w:t>
+        <w:t>3</w:t>
+      </w:r>
+      <w:r>
+        <w:rPr>
+          <w:rFonts w:ascii="Arial" w:hAnsi="Arial" w:cs="Arial"/>
+          <w:sz w:val="22"/>
+          <w:szCs w:val="22"/>
+        </w:rPr>
+        <w:t>.</w:t>
+      </w:r>
+      <w:r>
+        <w:rPr>
+          <w:rFonts w:ascii="Arial" w:hAnsi="Arial" w:cs="Arial"/>
+          <w:sz w:val="22"/>
+          <w:szCs w:val="22"/>
+        </w:rPr>
+        <w:t>7</w:t>
+      </w:r>
+      <w:r>
+        <w:rPr>
+          <w:rFonts w:ascii="Arial" w:hAnsi="Arial" w:cs="Arial"/>
+          <w:sz w:val="22"/>
+          <w:szCs w:val="22"/>
+        </w:rPr>
+        <w:t>. УПД подписывается лицами, которые уполномочены на получение груза на основании доверенности или других документов. Оригинал доверенности остается у Поставщика.</w:t>
       </w:r>
     </w:p>
     <w:p>
@@ -489,7 +592,31 @@
           <w:sz w:val="22"/>
           <w:szCs w:val="22"/>
         </w:rPr>
-        <w:t>3.2. Поставщик производит и/или подготавливает Товар к отгрузке, в соответствии со Спецификацией (Приложение №1) в срок не более {{СРОК_ПРОИЗВОДСТВА_ДН}} рабочих дней с момента поступления платежа и соблюдения сроков и порядка оплат Покупателем в соответствии с п. 4.2. на расчетный счет Поставщика.</w:t>
+        <w:t>3</w:t>
+      </w:r>
+      <w:r>
+        <w:rPr>
+          <w:rFonts w:ascii="Arial" w:hAnsi="Arial" w:cs="Arial"/>
+          <w:sz w:val="22"/>
+          <w:szCs w:val="22"/>
+        </w:rPr>
+        <w:t>.</w:t>
+      </w:r>
+      <w:r>
+        <w:rPr>
+          <w:rFonts w:ascii="Arial" w:hAnsi="Arial" w:cs="Arial"/>
+          <w:sz w:val="22"/>
+          <w:szCs w:val="22"/>
+        </w:rPr>
+        <w:t>8</w:t>
+      </w:r>
+      <w:r>
+        <w:rPr>
+          <w:rFonts w:ascii="Arial" w:hAnsi="Arial" w:cs="Arial"/>
+          <w:sz w:val="22"/>
+          <w:szCs w:val="22"/>
+        </w:rPr>
+        <w:t>. Осмотр и приемка Товара по количеству и комплектности осуществляется в месте передачи Товара.</w:t>
       </w:r>
     </w:p>
     <w:p>
@@ -508,7 +635,47 @@
           <w:sz w:val="22"/>
           <w:szCs w:val="22"/>
         </w:rPr>
-        <w:t>3.3. Поставщик отгружает и доставляет Товар в срок не более {{СРОК_ДОСТАВКИ_ДН}} рабочих дней при условии 100% оплаты Товара в соответствии с п. 4.2. на расчетный счет Поставщика.</w:t>
+        <w:t>3</w:t>
+      </w:r>
+      <w:r>
+        <w:rPr>
+          <w:rFonts w:ascii="Arial" w:hAnsi="Arial" w:cs="Arial"/>
+          <w:sz w:val="22"/>
+          <w:szCs w:val="22"/>
+        </w:rPr>
+        <w:t>.</w:t>
+      </w:r>
+      <w:r>
+        <w:rPr>
+          <w:rFonts w:ascii="Arial" w:hAnsi="Arial" w:cs="Arial"/>
+          <w:sz w:val="22"/>
+          <w:szCs w:val="22"/>
+        </w:rPr>
+        <w:t>9</w:t>
+      </w:r>
+      <w:r>
+        <w:rPr>
+          <w:rFonts w:ascii="Arial" w:hAnsi="Arial" w:cs="Arial"/>
+          <w:sz w:val="22"/>
+          <w:szCs w:val="22"/>
+        </w:rPr>
+        <w:t xml:space="preserve">. В случае обнаружения несоответствия количества и (или) комплектности поставленного Товара условиям, указанным в Спецификации настоящего Договора, Покупатель обязан предоставить Поставщику в течение 5 </w:t>
+      </w:r>
+      <w:r>
+        <w:rPr>
+          <w:rFonts w:ascii="Arial" w:hAnsi="Arial" w:cs="Arial"/>
+          <w:sz w:val="22"/>
+          <w:szCs w:val="22"/>
+        </w:rPr>
+        <w:t xml:space="preserve">(пяти) </w:t>
+      </w:r>
+      <w:r>
+        <w:rPr>
+          <w:rFonts w:ascii="Arial" w:hAnsi="Arial" w:cs="Arial"/>
+          <w:sz w:val="22"/>
+          <w:szCs w:val="22"/>
+        </w:rPr>
+        <w:t>суток с момента фактической передачи Товара подписанный акт с указанием несоответствий.</w:t>
       </w:r>
     </w:p>
     <w:p>
@@ -527,7 +694,79 @@
           <w:sz w:val="22"/>
           <w:szCs w:val="22"/>
         </w:rPr>
-        <w:t>3.4. Поставщик доставляет Товар Покупателю по адресу: {{АДРЕС_ПОСТАВКИ}}.</w:t>
+        <w:t>3</w:t>
+      </w:r>
+      <w:r>
+        <w:rPr>
+          <w:rFonts w:ascii="Arial" w:hAnsi="Arial" w:cs="Arial"/>
+          <w:sz w:val="22"/>
+          <w:szCs w:val="22"/>
+        </w:rPr>
+        <w:t>.</w:t>
+      </w:r>
+      <w:r>
+        <w:rPr>
+          <w:rFonts w:ascii="Arial" w:hAnsi="Arial" w:cs="Arial"/>
+          <w:sz w:val="22"/>
+          <w:szCs w:val="22"/>
+        </w:rPr>
+        <w:t>10</w:t>
+      </w:r>
+      <w:r>
+        <w:rPr>
+          <w:rFonts w:ascii="Arial" w:hAnsi="Arial" w:cs="Arial"/>
+          <w:sz w:val="22"/>
+          <w:szCs w:val="22"/>
+        </w:rPr>
+        <w:t xml:space="preserve">. В случае недопоставки Товара или поставки Товара с ненадлежащей комплектностью Продавец обязан допоставить или заменить Товар ненадлежащей комплектности в течение 15 </w:t>
+      </w:r>
+      <w:r>
+        <w:rPr>
+          <w:rFonts w:ascii="Arial" w:hAnsi="Arial" w:cs="Arial"/>
+          <w:sz w:val="22"/>
+          <w:szCs w:val="22"/>
+        </w:rPr>
+        <w:t xml:space="preserve">(пятнадцати) рабочих </w:t>
+      </w:r>
+      <w:r>
+        <w:rPr>
+          <w:rFonts w:ascii="Arial" w:hAnsi="Arial" w:cs="Arial"/>
+          <w:sz w:val="22"/>
+          <w:szCs w:val="22"/>
+        </w:rPr>
+        <w:t xml:space="preserve">дней со дня получения акта, при условии соблюдения срока, указанного в п. </w:t>
+      </w:r>
+      <w:r>
+        <w:rPr>
+          <w:rFonts w:ascii="Arial" w:hAnsi="Arial" w:cs="Arial"/>
+          <w:sz w:val="22"/>
+          <w:szCs w:val="22"/>
+        </w:rPr>
+        <w:t>3</w:t>
+      </w:r>
+      <w:r>
+        <w:rPr>
+          <w:rFonts w:ascii="Arial" w:hAnsi="Arial" w:cs="Arial"/>
+          <w:sz w:val="22"/>
+          <w:szCs w:val="22"/>
+        </w:rPr>
+        <w:t>.</w:t>
+      </w:r>
+      <w:r>
+        <w:rPr>
+          <w:rFonts w:ascii="Arial" w:hAnsi="Arial" w:cs="Arial"/>
+          <w:sz w:val="22"/>
+          <w:szCs w:val="22"/>
+        </w:rPr>
+        <w:t>9</w:t>
+      </w:r>
+      <w:r>
+        <w:rPr>
+          <w:rFonts w:ascii="Arial" w:hAnsi="Arial" w:cs="Arial"/>
+          <w:sz w:val="22"/>
+          <w:szCs w:val="22"/>
+        </w:rPr>
+        <w:t xml:space="preserve">.      </w:t>
       </w:r>
     </w:p>
     <w:p>
@@ -562,15 +801,15 @@
           <w:sz w:val="22"/>
           <w:szCs w:val="22"/>
         </w:rPr>
-        <w:t>5</w:t>
-      </w:r>
-      <w:r>
-        <w:rPr>
-          <w:rFonts w:ascii="Arial" w:hAnsi="Arial" w:cs="Arial"/>
-          <w:sz w:val="22"/>
-          <w:szCs w:val="22"/>
-        </w:rPr>
-        <w:t xml:space="preserve">. Передача Товара оформляется двусторонним подписанием Универсальных передаточных документов (далее «УПД»).     </w:t>
+        <w:t>11</w:t>
+      </w:r>
+      <w:r>
+        <w:rPr>
+          <w:rFonts w:ascii="Arial" w:hAnsi="Arial" w:cs="Arial"/>
+          <w:sz w:val="22"/>
+          <w:szCs w:val="22"/>
+        </w:rPr>
+        <w:t>. Ответственность за поставку Товара ненадлежащего качества Поставщик несет в рамках гарантийных обязательств, установленных настоящим Договором.</w:t>
       </w:r>
     </w:p>
     <w:p>
@@ -605,15 +844,15 @@
           <w:sz w:val="22"/>
           <w:szCs w:val="22"/>
         </w:rPr>
-        <w:t>6</w:t>
-      </w:r>
-      <w:r>
-        <w:rPr>
-          <w:rFonts w:ascii="Arial" w:hAnsi="Arial" w:cs="Arial"/>
-          <w:sz w:val="22"/>
-          <w:szCs w:val="22"/>
-        </w:rPr>
-        <w:t>. УПД должен быть подписан Покупателем в момент передачи Товара.</w:t>
+        <w:t>12.</w:t>
+      </w:r>
+      <w:r>
+        <w:rPr>
+          <w:rFonts w:ascii="Arial" w:hAnsi="Arial" w:cs="Arial"/>
+          <w:sz w:val="22"/>
+          <w:szCs w:val="22"/>
+        </w:rPr>
+        <w:t xml:space="preserve"> Покупатель самостоятельно разгружает Товар автокраном.</w:t>
       </w:r>
     </w:p>
     <w:p>
@@ -648,15 +887,118 @@
           <w:sz w:val="22"/>
           <w:szCs w:val="22"/>
         </w:rPr>
-        <w:t>7</w:t>
-      </w:r>
-      <w:r>
-        <w:rPr>
-          <w:rFonts w:ascii="Arial" w:hAnsi="Arial" w:cs="Arial"/>
-          <w:sz w:val="22"/>
-          <w:szCs w:val="22"/>
-        </w:rPr>
-        <w:t>. УПД подписывается лицами, которые уполномочены на получение груза на основании доверенности или других документов. Оригинал доверенности остается у Поставщика.</w:t>
+        <w:t>13.</w:t>
+      </w:r>
+      <w:r>
+        <w:rPr>
+          <w:rFonts w:ascii="Arial" w:hAnsi="Arial" w:cs="Arial"/>
+          <w:sz w:val="22"/>
+          <w:szCs w:val="22"/>
+        </w:rPr>
+        <w:t xml:space="preserve"> Покупатель обязуется принять </w:t>
+      </w:r>
+      <w:r>
+        <w:rPr>
+          <w:rFonts w:ascii="Arial" w:hAnsi="Arial" w:cs="Arial"/>
+          <w:sz w:val="22"/>
+          <w:szCs w:val="22"/>
+        </w:rPr>
+        <w:t>Товар</w:t>
+      </w:r>
+      <w:r>
+        <w:rPr>
+          <w:rFonts w:ascii="Arial" w:hAnsi="Arial" w:cs="Arial"/>
+          <w:sz w:val="22"/>
+          <w:szCs w:val="22"/>
+        </w:rPr>
+        <w:t xml:space="preserve">, предоставить оригинал доверенности на их получение и оформить УПД. В случае невозможности подписать сопроводительные документы при приеме </w:t>
+      </w:r>
+      <w:r>
+        <w:rPr>
+          <w:rFonts w:ascii="Arial" w:hAnsi="Arial" w:cs="Arial"/>
+          <w:sz w:val="22"/>
+          <w:szCs w:val="22"/>
+        </w:rPr>
+        <w:t>Товара</w:t>
+      </w:r>
+      <w:r>
+        <w:rPr>
+          <w:rFonts w:ascii="Arial" w:hAnsi="Arial" w:cs="Arial"/>
+          <w:sz w:val="22"/>
+          <w:szCs w:val="22"/>
+        </w:rPr>
+        <w:t xml:space="preserve">, Поставщик вправе отказаться от передачи </w:t>
+      </w:r>
+      <w:r>
+        <w:rPr>
+          <w:rFonts w:ascii="Arial" w:hAnsi="Arial" w:cs="Arial"/>
+          <w:sz w:val="22"/>
+          <w:szCs w:val="22"/>
+        </w:rPr>
+        <w:t>Товара</w:t>
+      </w:r>
+      <w:r>
+        <w:rPr>
+          <w:rFonts w:ascii="Arial" w:hAnsi="Arial" w:cs="Arial"/>
+          <w:sz w:val="22"/>
+          <w:szCs w:val="22"/>
+        </w:rPr>
+        <w:t xml:space="preserve">. Все дополнительные расходы, связанные с перевозкой </w:t>
+      </w:r>
+      <w:r>
+        <w:rPr>
+          <w:rFonts w:ascii="Arial" w:hAnsi="Arial" w:cs="Arial"/>
+          <w:sz w:val="22"/>
+          <w:szCs w:val="22"/>
+        </w:rPr>
+        <w:t>Товара</w:t>
+      </w:r>
+      <w:r>
+        <w:rPr>
+          <w:rFonts w:ascii="Arial" w:hAnsi="Arial" w:cs="Arial"/>
+          <w:sz w:val="22"/>
+          <w:szCs w:val="22"/>
+        </w:rPr>
+        <w:t>,</w:t>
+      </w:r>
+      <w:r>
+        <w:rPr>
+          <w:rFonts w:ascii="Arial" w:hAnsi="Arial" w:cs="Arial"/>
+          <w:sz w:val="22"/>
+          <w:szCs w:val="22"/>
+        </w:rPr>
+        <w:t xml:space="preserve"> Покупатель оплачивает по отдельному счету.</w:t>
+      </w:r>
+    </w:p>
+    <w:p>
+      <w:pPr>
+        <w:keepNext/>
+        <w:spacing w:line="360" w:lineRule="auto" w:before="360" w:after="120"/>
+        <w:jc w:val="center"/>
+        <w:rPr>
+          <w:rFonts w:ascii="Arial" w:hAnsi="Arial" w:cs="Arial"/>
+          <w:b/>
+          <w:sz w:val="22"/>
+          <w:szCs w:val="22"/>
+        </w:rPr>
+      </w:pPr>
+      <w:r>
+        <w:rPr>
+          <w:rFonts w:ascii="Arial" w:hAnsi="Arial" w:cs="Arial"/>
+          <w:b/>
+          <w:sz w:val="22"/>
+          <w:szCs w:val="22"/>
+        </w:rPr>
+        <w:t xml:space="preserve">4. </w:t>
+      </w:r>
+      <w:r>
+        <w:rPr>
+          <w:rFonts w:ascii="Arial" w:hAnsi="Arial" w:cs="Arial"/>
+          <w:b/>
+          <w:sz w:val="22"/>
+          <w:szCs w:val="22"/>
+        </w:rPr>
+        <w:t>ЦЕНА И ПОРЯДОК РАСЧЕТОВ</w:t>
       </w:r>
     </w:p>
     <w:p>
@@ -675,31 +1017,7 @@
           <w:sz w:val="22"/>
           <w:szCs w:val="22"/>
         </w:rPr>
-        <w:t>3</w:t>
-      </w:r>
-      <w:r>
-        <w:rPr>
-          <w:rFonts w:ascii="Arial" w:hAnsi="Arial" w:cs="Arial"/>
-          <w:sz w:val="22"/>
-          <w:szCs w:val="22"/>
-        </w:rPr>
-        <w:t>.</w:t>
-      </w:r>
-      <w:r>
-        <w:rPr>
-          <w:rFonts w:ascii="Arial" w:hAnsi="Arial" w:cs="Arial"/>
-          <w:sz w:val="22"/>
-          <w:szCs w:val="22"/>
-        </w:rPr>
-        <w:t>8</w:t>
-      </w:r>
-      <w:r>
-        <w:rPr>
-          <w:rFonts w:ascii="Arial" w:hAnsi="Arial" w:cs="Arial"/>
-          <w:sz w:val="22"/>
-          <w:szCs w:val="22"/>
-        </w:rPr>
-        <w:t>. Осмотр и приемка Товара по количеству и комплектности осуществляется в месте передачи Товара.</w:t>
+        <w:t>4.1. Стоимость настоящего договора составляет {{СУММА_ЦИФРАМИ}} ({{СУММА_ПРОПИСЬЮ}}) рублей, в том числе НДС 22%, согласно Спецификации (Приложение №1).</w:t>
       </w:r>
     </w:p>
     <w:p>
@@ -718,47 +1036,7 @@
           <w:sz w:val="22"/>
           <w:szCs w:val="22"/>
         </w:rPr>
-        <w:t>3</w:t>
-      </w:r>
-      <w:r>
-        <w:rPr>
-          <w:rFonts w:ascii="Arial" w:hAnsi="Arial" w:cs="Arial"/>
-          <w:sz w:val="22"/>
-          <w:szCs w:val="22"/>
-        </w:rPr>
-        <w:t>.</w:t>
-      </w:r>
-      <w:r>
-        <w:rPr>
-          <w:rFonts w:ascii="Arial" w:hAnsi="Arial" w:cs="Arial"/>
-          <w:sz w:val="22"/>
-          <w:szCs w:val="22"/>
-        </w:rPr>
-        <w:t>9</w:t>
-      </w:r>
-      <w:r>
-        <w:rPr>
-          <w:rFonts w:ascii="Arial" w:hAnsi="Arial" w:cs="Arial"/>
-          <w:sz w:val="22"/>
-          <w:szCs w:val="22"/>
-        </w:rPr>
-        <w:t xml:space="preserve">. В случае обнаружения несоответствия количества и (или) комплектности поставленного Товара условиям, указанным в Спецификации настоящего Договора, Покупатель обязан предоставить Поставщику в течение 5 </w:t>
-      </w:r>
-      <w:r>
-        <w:rPr>
-          <w:rFonts w:ascii="Arial" w:hAnsi="Arial" w:cs="Arial"/>
-          <w:sz w:val="22"/>
-          <w:szCs w:val="22"/>
-        </w:rPr>
-        <w:t xml:space="preserve">(пяти) </w:t>
-      </w:r>
-      <w:r>
-        <w:rPr>
-          <w:rFonts w:ascii="Arial" w:hAnsi="Arial" w:cs="Arial"/>
-          <w:sz w:val="22"/>
-          <w:szCs w:val="22"/>
-        </w:rPr>
-        <w:t>суток с момента фактической передачи Товара подписанный акт с указанием несоответствий.</w:t>
+        <w:t>4.2. Покупатель осуществляет оплату в следующем порядке:</w:t>
       </w:r>
     </w:p>
     <w:p>
@@ -777,79 +1055,41 @@
           <w:sz w:val="22"/>
           <w:szCs w:val="22"/>
         </w:rPr>
-        <w:t>3</w:t>
-      </w:r>
-      <w:r>
-        <w:rPr>
-          <w:rFonts w:ascii="Arial" w:hAnsi="Arial" w:cs="Arial"/>
-          <w:sz w:val="22"/>
-          <w:szCs w:val="22"/>
-        </w:rPr>
-        <w:t>.</w:t>
-      </w:r>
-      <w:r>
-        <w:rPr>
-          <w:rFonts w:ascii="Arial" w:hAnsi="Arial" w:cs="Arial"/>
-          <w:sz w:val="22"/>
-          <w:szCs w:val="22"/>
-        </w:rPr>
-        <w:t>10</w:t>
-      </w:r>
-      <w:r>
-        <w:rPr>
-          <w:rFonts w:ascii="Arial" w:hAnsi="Arial" w:cs="Arial"/>
-          <w:sz w:val="22"/>
-          <w:szCs w:val="22"/>
-        </w:rPr>
-        <w:t xml:space="preserve">. В случае недопоставки Товара или поставки Товара с ненадлежащей комплектностью Продавец обязан допоставить или заменить Товар ненадлежащей комплектности в течение 15 </w:t>
-      </w:r>
-      <w:r>
-        <w:rPr>
-          <w:rFonts w:ascii="Arial" w:hAnsi="Arial" w:cs="Arial"/>
-          <w:sz w:val="22"/>
-          <w:szCs w:val="22"/>
-        </w:rPr>
-        <w:t xml:space="preserve">(пятнадцати) рабочих </w:t>
-      </w:r>
-      <w:r>
-        <w:rPr>
-          <w:rFonts w:ascii="Arial" w:hAnsi="Arial" w:cs="Arial"/>
-          <w:sz w:val="22"/>
-          <w:szCs w:val="22"/>
-        </w:rPr>
-        <w:t xml:space="preserve">дней со дня получения акта, при условии соблюдения срока, указанного в п. </w:t>
-      </w:r>
-      <w:r>
-        <w:rPr>
-          <w:rFonts w:ascii="Arial" w:hAnsi="Arial" w:cs="Arial"/>
-          <w:sz w:val="22"/>
-          <w:szCs w:val="22"/>
-        </w:rPr>
-        <w:t>3</w:t>
-      </w:r>
-      <w:r>
-        <w:rPr>
-          <w:rFonts w:ascii="Arial" w:hAnsi="Arial" w:cs="Arial"/>
-          <w:sz w:val="22"/>
-          <w:szCs w:val="22"/>
-        </w:rPr>
-        <w:t>.</w:t>
-      </w:r>
-      <w:r>
-        <w:rPr>
-          <w:rFonts w:ascii="Arial" w:hAnsi="Arial" w:cs="Arial"/>
-          <w:sz w:val="22"/>
-          <w:szCs w:val="22"/>
-        </w:rPr>
-        <w:t>9</w:t>
-      </w:r>
-      <w:r>
-        <w:rPr>
-          <w:rFonts w:ascii="Arial" w:hAnsi="Arial" w:cs="Arial"/>
-          <w:sz w:val="22"/>
-          <w:szCs w:val="22"/>
-        </w:rPr>
-        <w:t xml:space="preserve">.      </w:t>
+        <w:t>{{PAYMENT_SECTION}}</w:t>
+      </w:r>
+      <w:bookmarkStart w:id="0" w:name="_Hlk86833233"/>
+      <w:bookmarkEnd w:id="0"/>
+    </w:p>
+    <w:p>
+      <w:pPr>
+        <w:keepNext/>
+        <w:spacing w:line="360" w:lineRule="auto" w:before="360" w:after="120"/>
+        <w:jc w:val="center"/>
+        <w:rPr>
+          <w:rFonts w:ascii="Arial" w:hAnsi="Arial" w:cs="Arial"/>
+          <w:b/>
+          <w:sz w:val="22"/>
+          <w:szCs w:val="22"/>
+        </w:rPr>
+      </w:pPr>
+      <w:r>
+        <w:rPr>
+          <w:rFonts w:ascii="Arial" w:hAnsi="Arial" w:cs="Arial"/>
+          <w:b/>
+          <w:sz w:val="22"/>
+          <w:szCs w:val="22"/>
+        </w:rPr>
+        <w:lastRenderedPageBreak/>
+        <w:t>5</w:t>
+      </w:r>
+      <w:r>
+        <w:rPr>
+          <w:rFonts w:ascii="Arial" w:hAnsi="Arial" w:cs="Arial"/>
+          <w:b/>
+          <w:sz w:val="22"/>
+          <w:szCs w:val="22"/>
+        </w:rPr>
+        <w:t>. ПЕРЕХОД ПРАВА СОБСТВЕННОСТИ И РИСКОВ</w:t>
       </w:r>
     </w:p>
     <w:p>
@@ -868,7 +1108,23 @@
           <w:sz w:val="22"/>
           <w:szCs w:val="22"/>
         </w:rPr>
-        <w:t>3</w:t>
+        <w:t>5</w:t>
+      </w:r>
+      <w:r>
+        <w:rPr>
+          <w:rFonts w:ascii="Arial" w:hAnsi="Arial" w:cs="Arial"/>
+          <w:sz w:val="22"/>
+          <w:szCs w:val="22"/>
+        </w:rPr>
+        <w:t xml:space="preserve">.1. Риск случайной гибели или повреждения Товара переходит от Поставщика к Покупателю с момента приемки Товара Покупателем и подписания Сторонами </w:t>
+      </w:r>
+      <w:r>
+        <w:rPr>
+          <w:rFonts w:ascii="Arial" w:hAnsi="Arial" w:cs="Arial"/>
+          <w:sz w:val="22"/>
+          <w:szCs w:val="22"/>
+        </w:rPr>
+        <w:t>УПД</w:t>
       </w:r>
       <w:r>
         <w:rPr>
@@ -877,22 +1133,6 @@
           <w:szCs w:val="22"/>
         </w:rPr>
         <w:t>.</w:t>
-      </w:r>
-      <w:r>
-        <w:rPr>
-          <w:rFonts w:ascii="Arial" w:hAnsi="Arial" w:cs="Arial"/>
-          <w:sz w:val="22"/>
-          <w:szCs w:val="22"/>
-        </w:rPr>
-        <w:t>11</w:t>
-      </w:r>
-      <w:r>
-        <w:rPr>
-          <w:rFonts w:ascii="Arial" w:hAnsi="Arial" w:cs="Arial"/>
-          <w:sz w:val="22"/>
-          <w:szCs w:val="22"/>
-        </w:rPr>
-        <w:t>. Ответственность за поставку Товара ненадлежащего качества Поставщик несет в рамках гарантийных обязательств, установленных настоящим Договором.</w:t>
       </w:r>
     </w:p>
     <w:p>
@@ -911,31 +1151,46 @@
           <w:sz w:val="22"/>
           <w:szCs w:val="22"/>
         </w:rPr>
-        <w:t>3</w:t>
-      </w:r>
-      <w:r>
-        <w:rPr>
-          <w:rFonts w:ascii="Arial" w:hAnsi="Arial" w:cs="Arial"/>
-          <w:sz w:val="22"/>
-          <w:szCs w:val="22"/>
-        </w:rPr>
-        <w:t>.</w:t>
-      </w:r>
-      <w:r>
-        <w:rPr>
-          <w:rFonts w:ascii="Arial" w:hAnsi="Arial" w:cs="Arial"/>
-          <w:sz w:val="22"/>
-          <w:szCs w:val="22"/>
-        </w:rPr>
-        <w:t>12.</w:t>
-      </w:r>
-      <w:r>
-        <w:rPr>
-          <w:rFonts w:ascii="Arial" w:hAnsi="Arial" w:cs="Arial"/>
-          <w:sz w:val="22"/>
-          <w:szCs w:val="22"/>
-        </w:rPr>
-        <w:t xml:space="preserve"> Покупатель самостоятельно разгружает Товар автокраном.</w:t>
+        <w:t>5</w:t>
+      </w:r>
+      <w:r>
+        <w:rPr>
+          <w:rFonts w:ascii="Arial" w:hAnsi="Arial" w:cs="Arial"/>
+          <w:sz w:val="22"/>
+          <w:szCs w:val="22"/>
+        </w:rPr>
+        <w:t>.2. Право собственности на Товар переходит от Поставщика к Покупателю только после полной оплаты Товара и зачисления денежных средств на счет Поставщика.</w:t>
+      </w:r>
+    </w:p>
+    <w:p>
+      <w:pPr>
+        <w:keepNext/>
+        <w:spacing w:line="360" w:lineRule="auto" w:before="360" w:after="120"/>
+        <w:jc w:val="center"/>
+        <w:rPr>
+          <w:rFonts w:ascii="Arial" w:hAnsi="Arial" w:cs="Arial"/>
+          <w:b/>
+          <w:sz w:val="22"/>
+          <w:szCs w:val="22"/>
+        </w:rPr>
+      </w:pPr>
+      <w:r>
+        <w:rPr>
+          <w:rFonts w:ascii="Arial" w:hAnsi="Arial" w:cs="Arial"/>
+          <w:b/>
+          <w:sz w:val="22"/>
+          <w:szCs w:val="22"/>
+        </w:rPr>
+        <w:t xml:space="preserve">6. </w:t>
+      </w:r>
+      <w:r>
+        <w:rPr>
+          <w:rFonts w:ascii="Arial" w:hAnsi="Arial" w:cs="Arial"/>
+          <w:b/>
+          <w:sz w:val="22"/>
+          <w:szCs w:val="22"/>
+        </w:rPr>
+        <w:t>ОТВЕТСТВЕННОСТЬ СТОРОН</w:t>
       </w:r>
     </w:p>
     <w:p>
@@ -954,103 +1209,31 @@
           <w:sz w:val="22"/>
           <w:szCs w:val="22"/>
         </w:rPr>
-        <w:t>3</w:t>
-      </w:r>
-      <w:r>
-        <w:rPr>
-          <w:rFonts w:ascii="Arial" w:hAnsi="Arial" w:cs="Arial"/>
-          <w:sz w:val="22"/>
-          <w:szCs w:val="22"/>
-        </w:rPr>
-        <w:t>.</w:t>
-      </w:r>
-      <w:r>
-        <w:rPr>
-          <w:rFonts w:ascii="Arial" w:hAnsi="Arial" w:cs="Arial"/>
-          <w:sz w:val="22"/>
-          <w:szCs w:val="22"/>
-        </w:rPr>
-        <w:t>13.</w:t>
-      </w:r>
-      <w:r>
-        <w:rPr>
-          <w:rFonts w:ascii="Arial" w:hAnsi="Arial" w:cs="Arial"/>
-          <w:sz w:val="22"/>
-          <w:szCs w:val="22"/>
-        </w:rPr>
-        <w:t xml:space="preserve"> Покупатель обязуется принять </w:t>
-      </w:r>
-      <w:r>
-        <w:rPr>
-          <w:rFonts w:ascii="Arial" w:hAnsi="Arial" w:cs="Arial"/>
-          <w:sz w:val="22"/>
-          <w:szCs w:val="22"/>
-        </w:rPr>
-        <w:t>Товар</w:t>
-      </w:r>
-      <w:r>
-        <w:rPr>
-          <w:rFonts w:ascii="Arial" w:hAnsi="Arial" w:cs="Arial"/>
-          <w:sz w:val="22"/>
-          <w:szCs w:val="22"/>
-        </w:rPr>
-        <w:t xml:space="preserve">, предоставить оригинал доверенности на их получение и оформить УПД. В случае невозможности подписать сопроводительные документы при приеме </w:t>
-      </w:r>
-      <w:r>
-        <w:rPr>
-          <w:rFonts w:ascii="Arial" w:hAnsi="Arial" w:cs="Arial"/>
-          <w:sz w:val="22"/>
-          <w:szCs w:val="22"/>
-        </w:rPr>
-        <w:t>Товара</w:t>
-      </w:r>
-      <w:r>
-        <w:rPr>
-          <w:rFonts w:ascii="Arial" w:hAnsi="Arial" w:cs="Arial"/>
-          <w:sz w:val="22"/>
-          <w:szCs w:val="22"/>
-        </w:rPr>
-        <w:t xml:space="preserve">, Поставщик вправе отказаться от передачи </w:t>
-      </w:r>
-      <w:r>
-        <w:rPr>
-          <w:rFonts w:ascii="Arial" w:hAnsi="Arial" w:cs="Arial"/>
-          <w:sz w:val="22"/>
-          <w:szCs w:val="22"/>
-        </w:rPr>
-        <w:t>Товара</w:t>
-      </w:r>
-      <w:r>
-        <w:rPr>
-          <w:rFonts w:ascii="Arial" w:hAnsi="Arial" w:cs="Arial"/>
-          <w:sz w:val="22"/>
-          <w:szCs w:val="22"/>
-        </w:rPr>
-        <w:t xml:space="preserve">. Все дополнительные расходы, связанные с перевозкой </w:t>
-      </w:r>
-      <w:r>
-        <w:rPr>
-          <w:rFonts w:ascii="Arial" w:hAnsi="Arial" w:cs="Arial"/>
-          <w:sz w:val="22"/>
-          <w:szCs w:val="22"/>
-        </w:rPr>
-        <w:t>Товара</w:t>
-      </w:r>
-      <w:r>
-        <w:rPr>
-          <w:rFonts w:ascii="Arial" w:hAnsi="Arial" w:cs="Arial"/>
-          <w:sz w:val="22"/>
-          <w:szCs w:val="22"/>
-        </w:rPr>
-        <w:t>,</w:t>
-      </w:r>
-      <w:r>
-        <w:rPr>
-          <w:rFonts w:ascii="Arial" w:hAnsi="Arial" w:cs="Arial"/>
-          <w:sz w:val="22"/>
-          <w:szCs w:val="22"/>
-        </w:rPr>
-        <w:t xml:space="preserve"> Покупатель оплачивает по отдельному счету.</w:t>
+        <w:t>6</w:t>
+      </w:r>
+      <w:r>
+        <w:rPr>
+          <w:rFonts w:ascii="Arial" w:hAnsi="Arial" w:cs="Arial"/>
+          <w:sz w:val="22"/>
+          <w:szCs w:val="22"/>
+        </w:rPr>
+        <w:t>.1.</w:t>
+      </w:r>
+      <w:r>
+        <w:rPr>
+          <w:rFonts w:ascii="Arial" w:hAnsi="Arial" w:cs="Arial"/>
+          <w:sz w:val="22"/>
+          <w:szCs w:val="22"/>
+        </w:rPr>
+        <w:t xml:space="preserve"> </w:t>
+      </w:r>
+      <w:r>
+        <w:rPr>
+          <w:rFonts w:ascii="Arial" w:hAnsi="Arial" w:cs="Arial"/>
+          <w:sz w:val="22"/>
+          <w:szCs w:val="22"/>
+        </w:rPr>
+        <w:t>За невыполнение или ненадлежащее выполнение обязательств по настоящему договору Стороны несут ответственность в соответствии с настоящим договором.</w:t>
       </w:r>
     </w:p>
     <w:p>
@@ -1063,6 +1246,14 @@
           <w:szCs w:val="22"/>
         </w:rPr>
       </w:pPr>
+      <w:r>
+        <w:rPr>
+          <w:rFonts w:ascii="Arial" w:hAnsi="Arial" w:cs="Arial"/>
+          <w:sz w:val="22"/>
+          <w:szCs w:val="22"/>
+        </w:rPr>
+        <w:t>6.2. За нарушение порядка приёмки Товара, сроков оплаты Товара и порядка платежей, предусмотренных в п. 4.2 настоящего Договора, Покупатель уплачивает Поставщику пени в размере 0,1 % от стоимости Товара за каждый день просрочки, но не более 10% от стоимости Товара. При этом пени подлежат начислению после предоставления в адрес Покупателя мотивированной претензии.</w:t>
+      </w:r>
     </w:p>
     <w:p>
       <w:pPr>
@@ -1074,35 +1265,69 @@
           <w:szCs w:val="22"/>
         </w:rPr>
       </w:pPr>
-    </w:p>
-    <w:p>
-      <w:pPr>
-        <w:spacing w:line="360" w:lineRule="auto"/>
-        <w:jc w:val="center"/>
-        <w:rPr>
-          <w:rFonts w:ascii="Arial" w:hAnsi="Arial" w:cs="Arial"/>
-          <w:b/>
-          <w:sz w:val="22"/>
-          <w:szCs w:val="22"/>
-        </w:rPr>
-      </w:pPr>
-      <w:r>
-        <w:rPr>
-          <w:rFonts w:ascii="Arial" w:hAnsi="Arial" w:cs="Arial"/>
-          <w:b/>
-          <w:sz w:val="22"/>
-          <w:szCs w:val="22"/>
-        </w:rPr>
-        <w:t xml:space="preserve">4. </w:t>
-      </w:r>
-      <w:r>
-        <w:rPr>
-          <w:rFonts w:ascii="Arial" w:hAnsi="Arial" w:cs="Arial"/>
-          <w:b/>
-          <w:sz w:val="22"/>
-          <w:szCs w:val="22"/>
-        </w:rPr>
-        <w:t>ЦЕНА И ПОРЯДОК РАСЧЕТОВ</w:t>
+      <w:r>
+        <w:rPr>
+          <w:rFonts w:ascii="Arial" w:hAnsi="Arial" w:cs="Arial"/>
+          <w:sz w:val="22"/>
+          <w:szCs w:val="22"/>
+        </w:rPr>
+        <w:t>6</w:t>
+      </w:r>
+      <w:r>
+        <w:rPr>
+          <w:rFonts w:ascii="Arial" w:hAnsi="Arial" w:cs="Arial"/>
+          <w:sz w:val="22"/>
+          <w:szCs w:val="22"/>
+        </w:rPr>
+        <w:t xml:space="preserve">.3. За нарушение сроков </w:t>
+      </w:r>
+      <w:r>
+        <w:rPr>
+          <w:rFonts w:ascii="Arial" w:hAnsi="Arial" w:cs="Arial"/>
+          <w:sz w:val="22"/>
+          <w:szCs w:val="22"/>
+        </w:rPr>
+        <w:t>производства и/или отгрузки</w:t>
+      </w:r>
+      <w:r>
+        <w:rPr>
+          <w:rFonts w:ascii="Arial" w:hAnsi="Arial" w:cs="Arial"/>
+          <w:sz w:val="22"/>
+          <w:szCs w:val="22"/>
+        </w:rPr>
+        <w:t xml:space="preserve"> Товара Поставщиком, предусмотренных настоящ</w:t>
+      </w:r>
+      <w:r>
+        <w:rPr>
+          <w:rFonts w:ascii="Arial" w:hAnsi="Arial" w:cs="Arial"/>
+          <w:sz w:val="22"/>
+          <w:szCs w:val="22"/>
+        </w:rPr>
+        <w:t>им</w:t>
+      </w:r>
+      <w:r>
+        <w:rPr>
+          <w:rFonts w:ascii="Arial" w:hAnsi="Arial" w:cs="Arial"/>
+          <w:sz w:val="22"/>
+          <w:szCs w:val="22"/>
+        </w:rPr>
+        <w:t xml:space="preserve"> договор</w:t>
+      </w:r>
+      <w:r>
+        <w:rPr>
+          <w:rFonts w:ascii="Arial" w:hAnsi="Arial" w:cs="Arial"/>
+          <w:sz w:val="22"/>
+          <w:szCs w:val="22"/>
+        </w:rPr>
+        <w:t>ом</w:t>
+      </w:r>
+      <w:r>
+        <w:rPr>
+          <w:rFonts w:ascii="Arial" w:hAnsi="Arial" w:cs="Arial"/>
+          <w:sz w:val="22"/>
+          <w:szCs w:val="22"/>
+        </w:rPr>
+        <w:t>, Поставщик уплачивает Покупателю пени в размере 0,1 % от стоимости Товара за каждый день просрочки, но не более 10% от стоимости Товара. При этом пени подлежат начислению после предоставления в адрес Поставщика мотивированной претензии.</w:t>
       </w:r>
     </w:p>
     <w:p>
@@ -1121,7 +1346,46 @@
           <w:sz w:val="22"/>
           <w:szCs w:val="22"/>
         </w:rPr>
-        <w:t>4.1. Стоимость настоящего договора составляет {{СУММА_ЦИФРАМИ}} ({{СУММА_ПРОПИСЬЮ}}) рублей, в том числе НДС 22%, согласно Спецификации (Приложение №1).</w:t>
+        <w:t>6</w:t>
+      </w:r>
+      <w:r>
+        <w:rPr>
+          <w:rFonts w:ascii="Arial" w:hAnsi="Arial" w:cs="Arial"/>
+          <w:sz w:val="22"/>
+          <w:szCs w:val="22"/>
+        </w:rPr>
+        <w:t>.4. Взыскание пени и неустоек не освобождает сторону, нарушившую договор, от выполнения своих обязательств в натуре.</w:t>
+      </w:r>
+    </w:p>
+    <w:p>
+      <w:pPr>
+        <w:keepNext/>
+        <w:spacing w:line="360" w:lineRule="auto" w:before="360" w:after="120"/>
+        <w:jc w:val="center"/>
+        <w:rPr>
+          <w:rFonts w:ascii="Arial" w:hAnsi="Arial" w:cs="Arial"/>
+          <w:b/>
+          <w:sz w:val="22"/>
+          <w:szCs w:val="22"/>
+        </w:rPr>
+      </w:pPr>
+      <w:r>
+        <w:rPr>
+          <w:rFonts w:ascii="Arial" w:hAnsi="Arial" w:cs="Arial"/>
+          <w:b/>
+          <w:sz w:val="22"/>
+          <w:szCs w:val="22"/>
+        </w:rPr>
+        <w:t xml:space="preserve">7. </w:t>
+      </w:r>
+      <w:r>
+        <w:rPr>
+          <w:rFonts w:ascii="Arial" w:hAnsi="Arial" w:cs="Arial"/>
+          <w:b/>
+          <w:sz w:val="22"/>
+          <w:szCs w:val="22"/>
+        </w:rPr>
+        <w:t>ГАРАНТИЯ</w:t>
       </w:r>
     </w:p>
     <w:p>
@@ -1140,7 +1404,79 @@
           <w:sz w:val="22"/>
           <w:szCs w:val="22"/>
         </w:rPr>
-        <w:t>4.2. Покупатель осуществляет оплату в следующем порядке:</w:t>
+        <w:t>7</w:t>
+      </w:r>
+      <w:r>
+        <w:rPr>
+          <w:rFonts w:ascii="Arial" w:hAnsi="Arial" w:cs="Arial"/>
+          <w:sz w:val="22"/>
+          <w:szCs w:val="22"/>
+        </w:rPr>
+        <w:t xml:space="preserve">.1. </w:t>
+      </w:r>
+      <w:r>
+        <w:rPr>
+          <w:rFonts w:ascii="Arial" w:hAnsi="Arial" w:cs="Arial"/>
+          <w:sz w:val="22"/>
+          <w:szCs w:val="22"/>
+        </w:rPr>
+        <w:t xml:space="preserve">Гарантийный срок Товара, переданного Покупателю равен </w:t>
+      </w:r>
+      <w:r>
+        <w:rPr>
+          <w:rFonts w:ascii="Arial" w:hAnsi="Arial" w:cs="Arial"/>
+          <w:sz w:val="22"/>
+          <w:szCs w:val="22"/>
+        </w:rPr>
+        <w:t>24</w:t>
+      </w:r>
+      <w:r>
+        <w:rPr>
+          <w:rFonts w:ascii="Arial" w:hAnsi="Arial" w:cs="Arial"/>
+          <w:sz w:val="22"/>
+          <w:szCs w:val="22"/>
+        </w:rPr>
+        <w:t xml:space="preserve"> (</w:t>
+      </w:r>
+      <w:r>
+        <w:rPr>
+          <w:rFonts w:ascii="Arial" w:hAnsi="Arial" w:cs="Arial"/>
+          <w:sz w:val="22"/>
+          <w:szCs w:val="22"/>
+        </w:rPr>
+        <w:t>двадцати четырем</w:t>
+      </w:r>
+      <w:r>
+        <w:rPr>
+          <w:rFonts w:ascii="Arial" w:hAnsi="Arial" w:cs="Arial"/>
+          <w:sz w:val="22"/>
+          <w:szCs w:val="22"/>
+        </w:rPr>
+        <w:t xml:space="preserve">) месяцам с момента передачи Товара. </w:t>
+      </w:r>
+      <w:r>
+        <w:rPr>
+          <w:rFonts w:ascii="Arial" w:hAnsi="Arial" w:cs="Arial"/>
+          <w:sz w:val="22"/>
+          <w:szCs w:val="22"/>
+        </w:rPr>
+        <w:t>Особенности гарантийных обязательств Поставщика по качеству Товара и отдельным его комплектующим определяются в соответствии с паспортами</w:t>
+      </w:r>
+      <w:r>
+        <w:rPr>
+          <w:rFonts w:ascii="Arial" w:hAnsi="Arial" w:cs="Arial"/>
+          <w:sz w:val="22"/>
+          <w:szCs w:val="22"/>
+        </w:rPr>
+        <w:t xml:space="preserve"> на Товар</w:t>
+      </w:r>
+      <w:r>
+        <w:rPr>
+          <w:rFonts w:ascii="Arial" w:hAnsi="Arial" w:cs="Arial"/>
+          <w:sz w:val="22"/>
+          <w:szCs w:val="22"/>
+        </w:rPr>
+        <w:t xml:space="preserve"> завода-изготовителя. </w:t>
       </w:r>
     </w:p>
     <w:p>
@@ -1159,40 +1495,15 @@
           <w:sz w:val="22"/>
           <w:szCs w:val="22"/>
         </w:rPr>
-        <w:t>{{PAYMENT_SECTION}}</w:t>
-      </w:r>
-      <w:bookmarkStart w:id="0" w:name="_Hlk86833233"/>
-      <w:bookmarkEnd w:id="0"/>
-    </w:p>
-    <w:p>
-      <w:pPr>
-        <w:spacing w:line="360" w:lineRule="auto"/>
-        <w:jc w:val="center"/>
-        <w:rPr>
-          <w:rFonts w:ascii="Arial" w:hAnsi="Arial" w:cs="Arial"/>
-          <w:b/>
-          <w:sz w:val="22"/>
-          <w:szCs w:val="22"/>
-        </w:rPr>
-      </w:pPr>
-      <w:r>
-        <w:rPr>
-          <w:rFonts w:ascii="Arial" w:hAnsi="Arial" w:cs="Arial"/>
-          <w:b/>
-          <w:sz w:val="22"/>
-          <w:szCs w:val="22"/>
-        </w:rPr>
-        <w:lastRenderedPageBreak/>
-        <w:t>5</w:t>
-      </w:r>
-      <w:r>
-        <w:rPr>
-          <w:rFonts w:ascii="Arial" w:hAnsi="Arial" w:cs="Arial"/>
-          <w:b/>
-          <w:sz w:val="22"/>
-          <w:szCs w:val="22"/>
-        </w:rPr>
-        <w:t>. ПЕРЕХОД ПРАВА СОБСТВЕННОСТИ И РИСКОВ</w:t>
+        <w:t>7</w:t>
+      </w:r>
+      <w:r>
+        <w:rPr>
+          <w:rFonts w:ascii="Arial" w:hAnsi="Arial" w:cs="Arial"/>
+          <w:sz w:val="22"/>
+          <w:szCs w:val="22"/>
+        </w:rPr>
+        <w:t xml:space="preserve">.2. Ответственность по гарантийным обязательствам несет только Поставщик. </w:t>
       </w:r>
     </w:p>
     <w:p>
@@ -1211,31 +1522,46 @@
           <w:sz w:val="22"/>
           <w:szCs w:val="22"/>
         </w:rPr>
-        <w:t>5</w:t>
-      </w:r>
-      <w:r>
-        <w:rPr>
-          <w:rFonts w:ascii="Arial" w:hAnsi="Arial" w:cs="Arial"/>
-          <w:sz w:val="22"/>
-          <w:szCs w:val="22"/>
-        </w:rPr>
-        <w:t xml:space="preserve">.1. Риск случайной гибели или повреждения Товара переходит от Поставщика к Покупателю с момента приемки Товара Покупателем и подписания Сторонами </w:t>
-      </w:r>
-      <w:r>
-        <w:rPr>
-          <w:rFonts w:ascii="Arial" w:hAnsi="Arial" w:cs="Arial"/>
-          <w:sz w:val="22"/>
-          <w:szCs w:val="22"/>
-        </w:rPr>
-        <w:t>УПД</w:t>
-      </w:r>
-      <w:r>
-        <w:rPr>
-          <w:rFonts w:ascii="Arial" w:hAnsi="Arial" w:cs="Arial"/>
-          <w:sz w:val="22"/>
-          <w:szCs w:val="22"/>
-        </w:rPr>
-        <w:t>.</w:t>
+        <w:t>7</w:t>
+      </w:r>
+      <w:r>
+        <w:rPr>
+          <w:rFonts w:ascii="Arial" w:hAnsi="Arial" w:cs="Arial"/>
+          <w:sz w:val="22"/>
+          <w:szCs w:val="22"/>
+        </w:rPr>
+        <w:t xml:space="preserve">.3. Пуско-наладку оборудования производит Поставщик по отдельному договору. В случае если работы по пуско-наладке осуществлялись не Поставщиком, Поставщик несет ответственность по гарантии только в пределах, отдельных комплектующих, указанных в Спецификации, и не несет ответственность за функционирование Товара в целом. </w:t>
+      </w:r>
+    </w:p>
+    <w:p>
+      <w:pPr>
+        <w:keepNext/>
+        <w:spacing w:line="360" w:lineRule="auto" w:before="360" w:after="120"/>
+        <w:jc w:val="center"/>
+        <w:rPr>
+          <w:rFonts w:ascii="Arial" w:hAnsi="Arial" w:cs="Arial"/>
+          <w:b/>
+          <w:sz w:val="22"/>
+          <w:szCs w:val="22"/>
+        </w:rPr>
+      </w:pPr>
+      <w:r>
+        <w:rPr>
+          <w:rFonts w:ascii="Arial" w:hAnsi="Arial" w:cs="Arial"/>
+          <w:b/>
+          <w:sz w:val="22"/>
+          <w:szCs w:val="22"/>
+        </w:rPr>
+        <w:t xml:space="preserve">8. </w:t>
+      </w:r>
+      <w:r>
+        <w:rPr>
+          <w:rFonts w:ascii="Arial" w:hAnsi="Arial" w:cs="Arial"/>
+          <w:b/>
+          <w:sz w:val="22"/>
+          <w:szCs w:val="22"/>
+        </w:rPr>
+        <w:t>ФОРС-МАЖОР</w:t>
       </w:r>
     </w:p>
     <w:p>
@@ -1254,15 +1580,15 @@
           <w:sz w:val="22"/>
           <w:szCs w:val="22"/>
         </w:rPr>
-        <w:t>5</w:t>
-      </w:r>
-      <w:r>
-        <w:rPr>
-          <w:rFonts w:ascii="Arial" w:hAnsi="Arial" w:cs="Arial"/>
-          <w:sz w:val="22"/>
-          <w:szCs w:val="22"/>
-        </w:rPr>
-        <w:t>.2. Право собственности на Товар переходит от Поставщика к Покупателю только после полной оплаты Товара и зачисления денежных средств на счет Поставщика.</w:t>
+        <w:t>8</w:t>
+      </w:r>
+      <w:r>
+        <w:rPr>
+          <w:rFonts w:ascii="Arial" w:hAnsi="Arial" w:cs="Arial"/>
+          <w:sz w:val="22"/>
+          <w:szCs w:val="22"/>
+        </w:rPr>
+        <w:t>.1. Стороны освобождаются от ответственности за частичное или полное неисполнение обязательств по настоящему договору, если оно явилось следствием действий обстоятельств непреодолимой силы, возникших после заключения настоящего договора.</w:t>
       </w:r>
     </w:p>
     <w:p>
@@ -1271,10 +1597,27 @@
         <w:jc w:val="both"/>
         <w:rPr>
           <w:rFonts w:ascii="Arial" w:hAnsi="Arial" w:cs="Arial"/>
-          <w:sz w:val="20"/>
-          <w:szCs w:val="22"/>
-        </w:rPr>
-      </w:pPr>
+          <w:sz w:val="22"/>
+          <w:szCs w:val="22"/>
+        </w:rPr>
+      </w:pPr>
+      <w:r>
+        <w:rPr>
+          <w:rFonts w:ascii="Arial" w:hAnsi="Arial" w:cs="Arial"/>
+          <w:sz w:val="22"/>
+          <w:szCs w:val="22"/>
+        </w:rPr>
+        <w:lastRenderedPageBreak/>
+        <w:t>8</w:t>
+      </w:r>
+      <w:r>
+        <w:rPr>
+          <w:rFonts w:ascii="Arial" w:hAnsi="Arial" w:cs="Arial"/>
+          <w:sz w:val="22"/>
+          <w:szCs w:val="22"/>
+        </w:rPr>
+        <w:t>.2. К обстоятельствам непреодолимой силы относятся события, на которые Стороны не могут оказать влияние и за возникновение которых не несут ответственности, такие как: пожары, наводнения, землетрясение, террористические акты, войны, блокады, запреты на экспорт, импорт, решения законодательных, исполнительных, судебных или правоохранительных органов РФ или другие непредвиденные обстоятельства.</w:t>
+      </w:r>
     </w:p>
     <w:p>
       <w:pPr>
@@ -1282,39 +1625,25 @@
         <w:jc w:val="both"/>
         <w:rPr>
           <w:rFonts w:ascii="Arial" w:hAnsi="Arial" w:cs="Arial"/>
-          <w:sz w:val="20"/>
-          <w:szCs w:val="22"/>
-        </w:rPr>
-      </w:pPr>
-    </w:p>
-    <w:p>
-      <w:pPr>
-        <w:spacing w:line="360" w:lineRule="auto"/>
-        <w:jc w:val="center"/>
-        <w:rPr>
-          <w:rFonts w:ascii="Arial" w:hAnsi="Arial" w:cs="Arial"/>
-          <w:b/>
-          <w:sz w:val="22"/>
-          <w:szCs w:val="22"/>
-        </w:rPr>
-      </w:pPr>
-      <w:r>
-        <w:rPr>
-          <w:rFonts w:ascii="Arial" w:hAnsi="Arial" w:cs="Arial"/>
-          <w:b/>
-          <w:sz w:val="22"/>
-          <w:szCs w:val="22"/>
-        </w:rPr>
-        <w:t xml:space="preserve">6. </w:t>
-      </w:r>
-      <w:r>
-        <w:rPr>
-          <w:rFonts w:ascii="Arial" w:hAnsi="Arial" w:cs="Arial"/>
-          <w:b/>
-          <w:sz w:val="22"/>
-          <w:szCs w:val="22"/>
-        </w:rPr>
-        <w:t>ОТВЕТСТВЕННОСТЬ СТОРОН</w:t>
+          <w:sz w:val="22"/>
+          <w:szCs w:val="22"/>
+        </w:rPr>
+      </w:pPr>
+      <w:r>
+        <w:rPr>
+          <w:rFonts w:ascii="Arial" w:hAnsi="Arial" w:cs="Arial"/>
+          <w:sz w:val="22"/>
+          <w:szCs w:val="22"/>
+        </w:rPr>
+        <w:t>8</w:t>
+      </w:r>
+      <w:r>
+        <w:rPr>
+          <w:rFonts w:ascii="Arial" w:hAnsi="Arial" w:cs="Arial"/>
+          <w:sz w:val="22"/>
+          <w:szCs w:val="22"/>
+        </w:rPr>
+        <w:t>.3. Сторона, для которой создалась временная или полная невозможность выполнения обязательств по настоящему договору вследствие наступления форс-мажорных обстоятельств обязана в течение 3-х дней с момента наступления таких обстоятельств известить в письменной форме другую Сторону. Невыполнение данного условия лишает Сторону права заявить о наступлении для нее форс-мажорных обстоятельств.</w:t>
       </w:r>
     </w:p>
     <w:p>
@@ -1333,31 +1662,46 @@
           <w:sz w:val="22"/>
           <w:szCs w:val="22"/>
         </w:rPr>
-        <w:t>6</w:t>
-      </w:r>
-      <w:r>
-        <w:rPr>
-          <w:rFonts w:ascii="Arial" w:hAnsi="Arial" w:cs="Arial"/>
-          <w:sz w:val="22"/>
-          <w:szCs w:val="22"/>
-        </w:rPr>
-        <w:t>.1.</w:t>
-      </w:r>
-      <w:r>
-        <w:rPr>
-          <w:rFonts w:ascii="Arial" w:hAnsi="Arial" w:cs="Arial"/>
-          <w:sz w:val="22"/>
-          <w:szCs w:val="22"/>
-        </w:rPr>
-        <w:t xml:space="preserve"> </w:t>
-      </w:r>
-      <w:r>
-        <w:rPr>
-          <w:rFonts w:ascii="Arial" w:hAnsi="Arial" w:cs="Arial"/>
-          <w:sz w:val="22"/>
-          <w:szCs w:val="22"/>
-        </w:rPr>
-        <w:t>За невыполнение или ненадлежащее выполнение обязательств по настоящему договору Стороны несут ответственность в соответствии с настоящим договором.</w:t>
+        <w:t>8</w:t>
+      </w:r>
+      <w:r>
+        <w:rPr>
+          <w:rFonts w:ascii="Arial" w:hAnsi="Arial" w:cs="Arial"/>
+          <w:sz w:val="22"/>
+          <w:szCs w:val="22"/>
+        </w:rPr>
+        <w:t>.4. Если форс-мажорные обстоятельства будут длиться более 3-х месяцев, то каждая из Сторон имеет право отказаться от дальнейшего исполнения обязательств по настоящему договору, частичного или полного, без обязательного возмещения убытков, известив об этом письменно другую Сторону.</w:t>
+      </w:r>
+    </w:p>
+    <w:p>
+      <w:pPr>
+        <w:keepNext/>
+        <w:spacing w:line="360" w:lineRule="auto" w:before="360" w:after="120"/>
+        <w:jc w:val="center"/>
+        <w:rPr>
+          <w:rFonts w:ascii="Arial" w:hAnsi="Arial" w:cs="Arial"/>
+          <w:b/>
+          <w:sz w:val="22"/>
+          <w:szCs w:val="22"/>
+        </w:rPr>
+      </w:pPr>
+      <w:r>
+        <w:rPr>
+          <w:rFonts w:ascii="Arial" w:hAnsi="Arial" w:cs="Arial"/>
+          <w:b/>
+          <w:sz w:val="22"/>
+          <w:szCs w:val="22"/>
+        </w:rPr>
+        <w:t xml:space="preserve">9. </w:t>
+      </w:r>
+      <w:r>
+        <w:rPr>
+          <w:rFonts w:ascii="Arial" w:hAnsi="Arial" w:cs="Arial"/>
+          <w:b/>
+          <w:sz w:val="22"/>
+          <w:szCs w:val="22"/>
+        </w:rPr>
+        <w:t>ЗАКЛЮЧИТЕЛЬНЫЕ ПОЛОЖЕНИЯ</w:t>
       </w:r>
     </w:p>
     <w:p>
@@ -1376,7 +1720,7 @@
           <w:sz w:val="22"/>
           <w:szCs w:val="22"/>
         </w:rPr>
-        <w:t>6.2. За нарушение порядка приёмки Товара, сроков оплаты Товара и порядка платежей, предусмотренных в п. 4.2 настоящего Договора, Покупатель уплачивает Поставщику пени в размере 0,1 % от стоимости Товара за каждый день просрочки, но не более 10% от стоимости Товара. При этом пени подлежат начислению после предоставления в адрес Покупателя мотивированной претензии.</w:t>
+        <w:t xml:space="preserve">9.1. Настоящий договор вступает в силу с момента подписания его сторонами и действует до полного исполнения сторонами своих обязательств по настоящему договору, в случае произведения Покупателем предоплаты согласно п. 4.2 настоящего Договора в срок до {{СРОК_ДЕЙСТВИЯ_ДО}} </w:t>
       </w:r>
     </w:p>
     <w:p>
@@ -1395,63 +1739,40 @@
           <w:sz w:val="22"/>
           <w:szCs w:val="22"/>
         </w:rPr>
-        <w:t>6</w:t>
-      </w:r>
-      <w:r>
-        <w:rPr>
-          <w:rFonts w:ascii="Arial" w:hAnsi="Arial" w:cs="Arial"/>
-          <w:sz w:val="22"/>
-          <w:szCs w:val="22"/>
-        </w:rPr>
-        <w:t xml:space="preserve">.3. За нарушение сроков </w:t>
-      </w:r>
-      <w:r>
-        <w:rPr>
-          <w:rFonts w:ascii="Arial" w:hAnsi="Arial" w:cs="Arial"/>
-          <w:sz w:val="22"/>
-          <w:szCs w:val="22"/>
-        </w:rPr>
-        <w:t>производства и/или отгрузки</w:t>
-      </w:r>
-      <w:r>
-        <w:rPr>
-          <w:rFonts w:ascii="Arial" w:hAnsi="Arial" w:cs="Arial"/>
-          <w:sz w:val="22"/>
-          <w:szCs w:val="22"/>
-        </w:rPr>
-        <w:t xml:space="preserve"> Товара Поставщиком, предусмотренных настоящ</w:t>
-      </w:r>
-      <w:r>
-        <w:rPr>
-          <w:rFonts w:ascii="Arial" w:hAnsi="Arial" w:cs="Arial"/>
-          <w:sz w:val="22"/>
-          <w:szCs w:val="22"/>
-        </w:rPr>
-        <w:t>им</w:t>
-      </w:r>
-      <w:r>
-        <w:rPr>
-          <w:rFonts w:ascii="Arial" w:hAnsi="Arial" w:cs="Arial"/>
-          <w:sz w:val="22"/>
-          <w:szCs w:val="22"/>
-        </w:rPr>
-        <w:t xml:space="preserve"> договор</w:t>
-      </w:r>
-      <w:r>
-        <w:rPr>
-          <w:rFonts w:ascii="Arial" w:hAnsi="Arial" w:cs="Arial"/>
-          <w:sz w:val="22"/>
-          <w:szCs w:val="22"/>
-        </w:rPr>
-        <w:t>ом</w:t>
-      </w:r>
-      <w:r>
-        <w:rPr>
-          <w:rFonts w:ascii="Arial" w:hAnsi="Arial" w:cs="Arial"/>
-          <w:sz w:val="22"/>
-          <w:szCs w:val="22"/>
-        </w:rPr>
-        <w:t>, Поставщик уплачивает Покупателю пени в размере 0,1 % от стоимости Товара за каждый день просрочки, но не более 10% от стоимости Товара. При этом пени подлежат начислению после предоставления в адрес Поставщика мотивированной претензии.</w:t>
+        <w:t>9</w:t>
+      </w:r>
+      <w:r>
+        <w:rPr>
+          <w:rFonts w:ascii="Arial" w:hAnsi="Arial" w:cs="Arial"/>
+          <w:sz w:val="22"/>
+          <w:szCs w:val="22"/>
+        </w:rPr>
+        <w:t xml:space="preserve">.2. В случае если Покупатель не произвел предоплату в срок, установленный </w:t>
+      </w:r>
+      <w:r>
+        <w:rPr>
+          <w:rFonts w:ascii="Arial" w:hAnsi="Arial" w:cs="Arial"/>
+          <w:sz w:val="22"/>
+          <w:szCs w:val="22"/>
+        </w:rPr>
+        <w:br/>
+        <w:t xml:space="preserve">п. </w:t>
+      </w:r>
+      <w:r>
+        <w:rPr>
+          <w:rFonts w:ascii="Arial" w:hAnsi="Arial" w:cs="Arial"/>
+          <w:sz w:val="22"/>
+          <w:szCs w:val="22"/>
+        </w:rPr>
+        <w:t>9</w:t>
+      </w:r>
+      <w:r>
+        <w:rPr>
+          <w:rFonts w:ascii="Arial" w:hAnsi="Arial" w:cs="Arial"/>
+          <w:sz w:val="22"/>
+          <w:szCs w:val="22"/>
+        </w:rPr>
+        <w:t xml:space="preserve">.1, настоящий Договор прекращает действие с момента истечения указанного срока.    </w:t>
       </w:r>
     </w:p>
     <w:p>
@@ -1470,15 +1791,15 @@
           <w:sz w:val="22"/>
           <w:szCs w:val="22"/>
         </w:rPr>
-        <w:t>6</w:t>
-      </w:r>
-      <w:r>
-        <w:rPr>
-          <w:rFonts w:ascii="Arial" w:hAnsi="Arial" w:cs="Arial"/>
-          <w:sz w:val="22"/>
-          <w:szCs w:val="22"/>
-        </w:rPr>
-        <w:t>.4. Взыскание пени и неустоек не освобождает сторону, нарушившую договор, от выполнения своих обязательств в натуре.</w:t>
+        <w:t>9</w:t>
+      </w:r>
+      <w:r>
+        <w:rPr>
+          <w:rFonts w:ascii="Arial" w:hAnsi="Arial" w:cs="Arial"/>
+          <w:sz w:val="22"/>
+          <w:szCs w:val="22"/>
+        </w:rPr>
+        <w:t>.3. Настоящий договор составлен и подписан в двух экземплярах, имеющих равную юридическую силу, по одному для каждой из Сторон. Факсимильную копию данного договора и приложений к нему считать действительными до момента обмена оригиналами договоров.</w:t>
       </w:r>
     </w:p>
     <w:p>
@@ -1491,35 +1812,21 @@
           <w:szCs w:val="22"/>
         </w:rPr>
       </w:pPr>
-    </w:p>
-    <w:p>
-      <w:pPr>
-        <w:spacing w:line="360" w:lineRule="auto"/>
-        <w:jc w:val="center"/>
-        <w:rPr>
-          <w:rFonts w:ascii="Arial" w:hAnsi="Arial" w:cs="Arial"/>
-          <w:b/>
-          <w:sz w:val="22"/>
-          <w:szCs w:val="22"/>
-        </w:rPr>
-      </w:pPr>
-      <w:r>
-        <w:rPr>
-          <w:rFonts w:ascii="Arial" w:hAnsi="Arial" w:cs="Arial"/>
-          <w:b/>
-          <w:sz w:val="22"/>
-          <w:szCs w:val="22"/>
-        </w:rPr>
-        <w:t xml:space="preserve">7. </w:t>
-      </w:r>
-      <w:r>
-        <w:rPr>
-          <w:rFonts w:ascii="Arial" w:hAnsi="Arial" w:cs="Arial"/>
-          <w:b/>
-          <w:sz w:val="22"/>
-          <w:szCs w:val="22"/>
-        </w:rPr>
-        <w:t>ГАРАНТИЯ</w:t>
+      <w:r>
+        <w:rPr>
+          <w:rFonts w:ascii="Arial" w:hAnsi="Arial" w:cs="Arial"/>
+          <w:sz w:val="22"/>
+          <w:szCs w:val="22"/>
+        </w:rPr>
+        <w:t>9</w:t>
+      </w:r>
+      <w:r>
+        <w:rPr>
+          <w:rFonts w:ascii="Arial" w:hAnsi="Arial" w:cs="Arial"/>
+          <w:sz w:val="22"/>
+          <w:szCs w:val="22"/>
+        </w:rPr>
+        <w:t xml:space="preserve">.4. Поставщик имеет право не отгружать Товар Покупателю до возврата Покупателем подписанного и заверенного печатью оригинала экземпляра договора. </w:t>
       </w:r>
     </w:p>
     <w:p>
@@ -1538,79 +1845,15 @@
           <w:sz w:val="22"/>
           <w:szCs w:val="22"/>
         </w:rPr>
-        <w:t>7</w:t>
-      </w:r>
-      <w:r>
-        <w:rPr>
-          <w:rFonts w:ascii="Arial" w:hAnsi="Arial" w:cs="Arial"/>
-          <w:sz w:val="22"/>
-          <w:szCs w:val="22"/>
-        </w:rPr>
-        <w:t xml:space="preserve">.1. </w:t>
-      </w:r>
-      <w:r>
-        <w:rPr>
-          <w:rFonts w:ascii="Arial" w:hAnsi="Arial" w:cs="Arial"/>
-          <w:sz w:val="22"/>
-          <w:szCs w:val="22"/>
-        </w:rPr>
-        <w:t xml:space="preserve">Гарантийный срок Товара, переданного Покупателю равен </w:t>
-      </w:r>
-      <w:r>
-        <w:rPr>
-          <w:rFonts w:ascii="Arial" w:hAnsi="Arial" w:cs="Arial"/>
-          <w:sz w:val="22"/>
-          <w:szCs w:val="22"/>
-        </w:rPr>
-        <w:t>24</w:t>
-      </w:r>
-      <w:r>
-        <w:rPr>
-          <w:rFonts w:ascii="Arial" w:hAnsi="Arial" w:cs="Arial"/>
-          <w:sz w:val="22"/>
-          <w:szCs w:val="22"/>
-        </w:rPr>
-        <w:t xml:space="preserve"> (</w:t>
-      </w:r>
-      <w:r>
-        <w:rPr>
-          <w:rFonts w:ascii="Arial" w:hAnsi="Arial" w:cs="Arial"/>
-          <w:sz w:val="22"/>
-          <w:szCs w:val="22"/>
-        </w:rPr>
-        <w:t>двадцати четырем</w:t>
-      </w:r>
-      <w:r>
-        <w:rPr>
-          <w:rFonts w:ascii="Arial" w:hAnsi="Arial" w:cs="Arial"/>
-          <w:sz w:val="22"/>
-          <w:szCs w:val="22"/>
-        </w:rPr>
-        <w:t xml:space="preserve">) месяцам с момента передачи Товара. </w:t>
-      </w:r>
-      <w:r>
-        <w:rPr>
-          <w:rFonts w:ascii="Arial" w:hAnsi="Arial" w:cs="Arial"/>
-          <w:sz w:val="22"/>
-          <w:szCs w:val="22"/>
-        </w:rPr>
-        <w:t>Особенности гарантийных обязательств Поставщика по качеству Товара и отдельным его комплектующим определяются в соответствии с паспортами</w:t>
-      </w:r>
-      <w:r>
-        <w:rPr>
-          <w:rFonts w:ascii="Arial" w:hAnsi="Arial" w:cs="Arial"/>
-          <w:sz w:val="22"/>
-          <w:szCs w:val="22"/>
-        </w:rPr>
-        <w:t xml:space="preserve"> на Товар</w:t>
-      </w:r>
-      <w:r>
-        <w:rPr>
-          <w:rFonts w:ascii="Arial" w:hAnsi="Arial" w:cs="Arial"/>
-          <w:sz w:val="22"/>
-          <w:szCs w:val="22"/>
-        </w:rPr>
-        <w:t xml:space="preserve"> завода-изготовителя. </w:t>
+        <w:t>9</w:t>
+      </w:r>
+      <w:r>
+        <w:rPr>
+          <w:rFonts w:ascii="Arial" w:hAnsi="Arial" w:cs="Arial"/>
+          <w:sz w:val="22"/>
+          <w:szCs w:val="22"/>
+        </w:rPr>
+        <w:t>.5. Споры, возникающие при невыполнении условий договора, разрешаются путем переговоров. При невозможности устранения разногласий путем переговоров, стороны обращаются в Арбитражный суд города Воронежа.</w:t>
       </w:r>
     </w:p>
     <w:p>
@@ -1629,15 +1872,15 @@
           <w:sz w:val="22"/>
           <w:szCs w:val="22"/>
         </w:rPr>
-        <w:t>7</w:t>
-      </w:r>
-      <w:r>
-        <w:rPr>
-          <w:rFonts w:ascii="Arial" w:hAnsi="Arial" w:cs="Arial"/>
-          <w:sz w:val="22"/>
-          <w:szCs w:val="22"/>
-        </w:rPr>
-        <w:t xml:space="preserve">.2. Ответственность по гарантийным обязательствам несет только Поставщик. </w:t>
+        <w:t>9</w:t>
+      </w:r>
+      <w:r>
+        <w:rPr>
+          <w:rFonts w:ascii="Arial" w:hAnsi="Arial" w:cs="Arial"/>
+          <w:sz w:val="22"/>
+          <w:szCs w:val="22"/>
+        </w:rPr>
+        <w:t>.6. Во всем, что не предусмотрено Договором, стороны руководствуются действующим законодательством Российской Федерации.</w:t>
       </w:r>
     </w:p>
     <w:p>
@@ -1656,425 +1899,6 @@
           <w:sz w:val="22"/>
           <w:szCs w:val="22"/>
         </w:rPr>
-        <w:t>7</w:t>
-      </w:r>
-      <w:r>
-        <w:rPr>
-          <w:rFonts w:ascii="Arial" w:hAnsi="Arial" w:cs="Arial"/>
-          <w:sz w:val="22"/>
-          <w:szCs w:val="22"/>
-        </w:rPr>
-        <w:t xml:space="preserve">.3. Пуско-наладку оборудования производит Поставщик по отдельному договору. В случае если работы по пуско-наладке осуществлялись не Поставщиком, Поставщик несет ответственность по гарантии только в пределах, отдельных комплектующих, указанных в Спецификации, и не несет ответственность за функционирование Товара в целом. </w:t>
-      </w:r>
-    </w:p>
-    <w:p>
-      <w:pPr>
-        <w:spacing w:line="360" w:lineRule="auto"/>
-        <w:jc w:val="both"/>
-        <w:rPr>
-          <w:rFonts w:ascii="Arial" w:hAnsi="Arial" w:cs="Arial"/>
-          <w:sz w:val="14"/>
-          <w:szCs w:val="22"/>
-        </w:rPr>
-      </w:pPr>
-    </w:p>
-    <w:p>
-      <w:pPr>
-        <w:spacing w:line="360" w:lineRule="auto"/>
-        <w:jc w:val="both"/>
-        <w:rPr>
-          <w:rFonts w:ascii="Arial" w:hAnsi="Arial" w:cs="Arial"/>
-          <w:sz w:val="14"/>
-          <w:szCs w:val="22"/>
-        </w:rPr>
-      </w:pPr>
-    </w:p>
-    <w:p>
-      <w:pPr>
-        <w:spacing w:line="360" w:lineRule="auto"/>
-        <w:jc w:val="center"/>
-        <w:rPr>
-          <w:rFonts w:ascii="Arial" w:hAnsi="Arial" w:cs="Arial"/>
-          <w:b/>
-          <w:sz w:val="22"/>
-          <w:szCs w:val="22"/>
-        </w:rPr>
-      </w:pPr>
-      <w:r>
-        <w:rPr>
-          <w:rFonts w:ascii="Arial" w:hAnsi="Arial" w:cs="Arial"/>
-          <w:b/>
-          <w:sz w:val="22"/>
-          <w:szCs w:val="22"/>
-        </w:rPr>
-        <w:t xml:space="preserve">8. </w:t>
-      </w:r>
-      <w:r>
-        <w:rPr>
-          <w:rFonts w:ascii="Arial" w:hAnsi="Arial" w:cs="Arial"/>
-          <w:b/>
-          <w:sz w:val="22"/>
-          <w:szCs w:val="22"/>
-        </w:rPr>
-        <w:t>ФОРС-МАЖОР</w:t>
-      </w:r>
-    </w:p>
-    <w:p>
-      <w:pPr>
-        <w:spacing w:line="360" w:lineRule="auto"/>
-        <w:jc w:val="both"/>
-        <w:rPr>
-          <w:rFonts w:ascii="Arial" w:hAnsi="Arial" w:cs="Arial"/>
-          <w:sz w:val="22"/>
-          <w:szCs w:val="22"/>
-        </w:rPr>
-      </w:pPr>
-      <w:r>
-        <w:rPr>
-          <w:rFonts w:ascii="Arial" w:hAnsi="Arial" w:cs="Arial"/>
-          <w:sz w:val="22"/>
-          <w:szCs w:val="22"/>
-        </w:rPr>
-        <w:t>8</w:t>
-      </w:r>
-      <w:r>
-        <w:rPr>
-          <w:rFonts w:ascii="Arial" w:hAnsi="Arial" w:cs="Arial"/>
-          <w:sz w:val="22"/>
-          <w:szCs w:val="22"/>
-        </w:rPr>
-        <w:t>.1. Стороны освобождаются от ответственности за частичное или полное неисполнение обязательств по настоящему договору, если оно явилось следствием действий обстоятельств непреодолимой силы, возникших после заключения настоящего договора.</w:t>
-      </w:r>
-    </w:p>
-    <w:p>
-      <w:pPr>
-        <w:spacing w:line="360" w:lineRule="auto"/>
-        <w:jc w:val="both"/>
-        <w:rPr>
-          <w:rFonts w:ascii="Arial" w:hAnsi="Arial" w:cs="Arial"/>
-          <w:sz w:val="22"/>
-          <w:szCs w:val="22"/>
-        </w:rPr>
-      </w:pPr>
-      <w:r>
-        <w:rPr>
-          <w:rFonts w:ascii="Arial" w:hAnsi="Arial" w:cs="Arial"/>
-          <w:sz w:val="22"/>
-          <w:szCs w:val="22"/>
-        </w:rPr>
-        <w:lastRenderedPageBreak/>
-        <w:t>8</w:t>
-      </w:r>
-      <w:r>
-        <w:rPr>
-          <w:rFonts w:ascii="Arial" w:hAnsi="Arial" w:cs="Arial"/>
-          <w:sz w:val="22"/>
-          <w:szCs w:val="22"/>
-        </w:rPr>
-        <w:t>.2. К обстоятельствам непреодолимой силы относятся события, на которые Стороны не могут оказать влияние и за возникновение которых не несут ответственности, такие как: пожары, наводнения, землетрясение, террористические акты, войны, блокады, запреты на экспорт, импорт, решения законодательных, исполнительных, судебных или правоохранительных органов РФ или другие непредвиденные обстоятельства.</w:t>
-      </w:r>
-    </w:p>
-    <w:p>
-      <w:pPr>
-        <w:spacing w:line="360" w:lineRule="auto"/>
-        <w:jc w:val="both"/>
-        <w:rPr>
-          <w:rFonts w:ascii="Arial" w:hAnsi="Arial" w:cs="Arial"/>
-          <w:sz w:val="22"/>
-          <w:szCs w:val="22"/>
-        </w:rPr>
-      </w:pPr>
-      <w:r>
-        <w:rPr>
-          <w:rFonts w:ascii="Arial" w:hAnsi="Arial" w:cs="Arial"/>
-          <w:sz w:val="22"/>
-          <w:szCs w:val="22"/>
-        </w:rPr>
-        <w:t>8</w:t>
-      </w:r>
-      <w:r>
-        <w:rPr>
-          <w:rFonts w:ascii="Arial" w:hAnsi="Arial" w:cs="Arial"/>
-          <w:sz w:val="22"/>
-          <w:szCs w:val="22"/>
-        </w:rPr>
-        <w:t>.3. Сторона, для которой создалась временная или полная невозможность выполнения обязательств по настоящему договору вследствие наступления форс-мажорных обстоятельств обязана в течение 3-х дней с момента наступления таких обстоятельств известить в письменной форме другую Сторону. Невыполнение данного условия лишает Сторону права заявить о наступлении для нее форс-мажорных обстоятельств.</w:t>
-      </w:r>
-    </w:p>
-    <w:p>
-      <w:pPr>
-        <w:spacing w:line="360" w:lineRule="auto"/>
-        <w:jc w:val="both"/>
-        <w:rPr>
-          <w:rFonts w:ascii="Arial" w:hAnsi="Arial" w:cs="Arial"/>
-          <w:sz w:val="22"/>
-          <w:szCs w:val="22"/>
-        </w:rPr>
-      </w:pPr>
-      <w:r>
-        <w:rPr>
-          <w:rFonts w:ascii="Arial" w:hAnsi="Arial" w:cs="Arial"/>
-          <w:sz w:val="22"/>
-          <w:szCs w:val="22"/>
-        </w:rPr>
-        <w:t>8</w:t>
-      </w:r>
-      <w:r>
-        <w:rPr>
-          <w:rFonts w:ascii="Arial" w:hAnsi="Arial" w:cs="Arial"/>
-          <w:sz w:val="22"/>
-          <w:szCs w:val="22"/>
-        </w:rPr>
-        <w:t>.4. Если форс-мажорные обстоятельства будут длиться более 3-х месяцев, то каждая из Сторон имеет право отказаться от дальнейшего исполнения обязательств по настоящему договору, частичного или полного, без обязательного возмещения убытков, известив об этом письменно другую Сторону.</w:t>
-      </w:r>
-    </w:p>
-    <w:p>
-      <w:pPr>
-        <w:spacing w:line="360" w:lineRule="auto"/>
-        <w:jc w:val="both"/>
-        <w:rPr>
-          <w:rFonts w:ascii="Arial" w:hAnsi="Arial" w:cs="Arial"/>
-          <w:sz w:val="22"/>
-          <w:szCs w:val="22"/>
-        </w:rPr>
-      </w:pPr>
-    </w:p>
-    <w:p>
-      <w:pPr>
-        <w:spacing w:line="360" w:lineRule="auto"/>
-        <w:jc w:val="both"/>
-        <w:rPr>
-          <w:rFonts w:ascii="Arial" w:hAnsi="Arial" w:cs="Arial"/>
-          <w:sz w:val="14"/>
-          <w:szCs w:val="22"/>
-        </w:rPr>
-      </w:pPr>
-    </w:p>
-    <w:p>
-      <w:pPr>
-        <w:spacing w:line="360" w:lineRule="auto"/>
-        <w:jc w:val="center"/>
-        <w:rPr>
-          <w:rFonts w:ascii="Arial" w:hAnsi="Arial" w:cs="Arial"/>
-          <w:b/>
-          <w:sz w:val="22"/>
-          <w:szCs w:val="22"/>
-        </w:rPr>
-      </w:pPr>
-      <w:r>
-        <w:rPr>
-          <w:rFonts w:ascii="Arial" w:hAnsi="Arial" w:cs="Arial"/>
-          <w:b/>
-          <w:sz w:val="22"/>
-          <w:szCs w:val="22"/>
-        </w:rPr>
-        <w:t xml:space="preserve">9. </w:t>
-      </w:r>
-      <w:r>
-        <w:rPr>
-          <w:rFonts w:ascii="Arial" w:hAnsi="Arial" w:cs="Arial"/>
-          <w:b/>
-          <w:sz w:val="22"/>
-          <w:szCs w:val="22"/>
-        </w:rPr>
-        <w:t>ЗАКЛЮЧИТЕЛЬНЫЕ ПОЛОЖЕНИЯ</w:t>
-      </w:r>
-    </w:p>
-    <w:p>
-      <w:pPr>
-        <w:spacing w:line="360" w:lineRule="auto"/>
-        <w:jc w:val="both"/>
-        <w:rPr>
-          <w:rFonts w:ascii="Arial" w:hAnsi="Arial" w:cs="Arial"/>
-          <w:sz w:val="22"/>
-          <w:szCs w:val="22"/>
-        </w:rPr>
-      </w:pPr>
-      <w:r>
-        <w:rPr>
-          <w:rFonts w:ascii="Arial" w:hAnsi="Arial" w:cs="Arial"/>
-          <w:sz w:val="22"/>
-          <w:szCs w:val="22"/>
-        </w:rPr>
-        <w:t xml:space="preserve">9.1. Настоящий договор вступает в силу с момента подписания его сторонами и действует до полного исполнения сторонами своих обязательств по настоящему договору, в случае произведения Покупателем предоплаты согласно п. 4.2 настоящего Договора в срок до {{СРОК_ДЕЙСТВИЯ_ДО}} </w:t>
-      </w:r>
-    </w:p>
-    <w:p>
-      <w:pPr>
-        <w:spacing w:line="360" w:lineRule="auto"/>
-        <w:jc w:val="both"/>
-        <w:rPr>
-          <w:rFonts w:ascii="Arial" w:hAnsi="Arial" w:cs="Arial"/>
-          <w:sz w:val="22"/>
-          <w:szCs w:val="22"/>
-        </w:rPr>
-      </w:pPr>
-      <w:r>
-        <w:rPr>
-          <w:rFonts w:ascii="Arial" w:hAnsi="Arial" w:cs="Arial"/>
-          <w:sz w:val="22"/>
-          <w:szCs w:val="22"/>
-        </w:rPr>
-        <w:t>9</w:t>
-      </w:r>
-      <w:r>
-        <w:rPr>
-          <w:rFonts w:ascii="Arial" w:hAnsi="Arial" w:cs="Arial"/>
-          <w:sz w:val="22"/>
-          <w:szCs w:val="22"/>
-        </w:rPr>
-        <w:t xml:space="preserve">.2. В случае если Покупатель не произвел предоплату в срок, установленный </w:t>
-      </w:r>
-      <w:r>
-        <w:rPr>
-          <w:rFonts w:ascii="Arial" w:hAnsi="Arial" w:cs="Arial"/>
-          <w:sz w:val="22"/>
-          <w:szCs w:val="22"/>
-        </w:rPr>
-        <w:br/>
-        <w:t xml:space="preserve">п. </w:t>
-      </w:r>
-      <w:r>
-        <w:rPr>
-          <w:rFonts w:ascii="Arial" w:hAnsi="Arial" w:cs="Arial"/>
-          <w:sz w:val="22"/>
-          <w:szCs w:val="22"/>
-        </w:rPr>
-        <w:t>9</w:t>
-      </w:r>
-      <w:r>
-        <w:rPr>
-          <w:rFonts w:ascii="Arial" w:hAnsi="Arial" w:cs="Arial"/>
-          <w:sz w:val="22"/>
-          <w:szCs w:val="22"/>
-        </w:rPr>
-        <w:t xml:space="preserve">.1, настоящий Договор прекращает действие с момента истечения указанного срока.    </w:t>
-      </w:r>
-    </w:p>
-    <w:p>
-      <w:pPr>
-        <w:spacing w:line="360" w:lineRule="auto"/>
-        <w:jc w:val="both"/>
-        <w:rPr>
-          <w:rFonts w:ascii="Arial" w:hAnsi="Arial" w:cs="Arial"/>
-          <w:sz w:val="22"/>
-          <w:szCs w:val="22"/>
-        </w:rPr>
-      </w:pPr>
-      <w:r>
-        <w:rPr>
-          <w:rFonts w:ascii="Arial" w:hAnsi="Arial" w:cs="Arial"/>
-          <w:sz w:val="22"/>
-          <w:szCs w:val="22"/>
-        </w:rPr>
-        <w:t>9</w:t>
-      </w:r>
-      <w:r>
-        <w:rPr>
-          <w:rFonts w:ascii="Arial" w:hAnsi="Arial" w:cs="Arial"/>
-          <w:sz w:val="22"/>
-          <w:szCs w:val="22"/>
-        </w:rPr>
-        <w:t>.3. Настоящий договор составлен и подписан в двух экземплярах, имеющих равную юридическую силу, по одному для каждой из Сторон. Факсимильную копию данного договора и приложений к нему считать действительными до момента обмена оригиналами договоров.</w:t>
-      </w:r>
-    </w:p>
-    <w:p>
-      <w:pPr>
-        <w:spacing w:line="360" w:lineRule="auto"/>
-        <w:jc w:val="both"/>
-        <w:rPr>
-          <w:rFonts w:ascii="Arial" w:hAnsi="Arial" w:cs="Arial"/>
-          <w:sz w:val="22"/>
-          <w:szCs w:val="22"/>
-        </w:rPr>
-      </w:pPr>
-      <w:r>
-        <w:rPr>
-          <w:rFonts w:ascii="Arial" w:hAnsi="Arial" w:cs="Arial"/>
-          <w:sz w:val="22"/>
-          <w:szCs w:val="22"/>
-        </w:rPr>
-        <w:t>9</w:t>
-      </w:r>
-      <w:r>
-        <w:rPr>
-          <w:rFonts w:ascii="Arial" w:hAnsi="Arial" w:cs="Arial"/>
-          <w:sz w:val="22"/>
-          <w:szCs w:val="22"/>
-        </w:rPr>
-        <w:t xml:space="preserve">.4. Поставщик имеет право не отгружать Товар Покупателю до возврата Покупателем подписанного и заверенного печатью оригинала экземпляра договора. </w:t>
-      </w:r>
-    </w:p>
-    <w:p>
-      <w:pPr>
-        <w:spacing w:line="360" w:lineRule="auto"/>
-        <w:jc w:val="both"/>
-        <w:rPr>
-          <w:rFonts w:ascii="Arial" w:hAnsi="Arial" w:cs="Arial"/>
-          <w:sz w:val="22"/>
-          <w:szCs w:val="22"/>
-        </w:rPr>
-      </w:pPr>
-      <w:r>
-        <w:rPr>
-          <w:rFonts w:ascii="Arial" w:hAnsi="Arial" w:cs="Arial"/>
-          <w:sz w:val="22"/>
-          <w:szCs w:val="22"/>
-        </w:rPr>
-        <w:t>9</w:t>
-      </w:r>
-      <w:r>
-        <w:rPr>
-          <w:rFonts w:ascii="Arial" w:hAnsi="Arial" w:cs="Arial"/>
-          <w:sz w:val="22"/>
-          <w:szCs w:val="22"/>
-        </w:rPr>
-        <w:t>.5. Споры, возникающие при невыполнении условий договора, разрешаются путем переговоров. При невозможности устранения разногласий путем переговоров, стороны обращаются в Арбитражный суд города Воронежа.</w:t>
-      </w:r>
-    </w:p>
-    <w:p>
-      <w:pPr>
-        <w:spacing w:line="360" w:lineRule="auto"/>
-        <w:jc w:val="both"/>
-        <w:rPr>
-          <w:rFonts w:ascii="Arial" w:hAnsi="Arial" w:cs="Arial"/>
-          <w:sz w:val="22"/>
-          <w:szCs w:val="22"/>
-        </w:rPr>
-      </w:pPr>
-      <w:r>
-        <w:rPr>
-          <w:rFonts w:ascii="Arial" w:hAnsi="Arial" w:cs="Arial"/>
-          <w:sz w:val="22"/>
-          <w:szCs w:val="22"/>
-        </w:rPr>
-        <w:t>9</w:t>
-      </w:r>
-      <w:r>
-        <w:rPr>
-          <w:rFonts w:ascii="Arial" w:hAnsi="Arial" w:cs="Arial"/>
-          <w:sz w:val="22"/>
-          <w:szCs w:val="22"/>
-        </w:rPr>
-        <w:t>.6. Во всем, что не предусмотрено Договором, стороны руководствуются действующим законодательством Российской Федерации.</w:t>
-      </w:r>
-    </w:p>
-    <w:p>
-      <w:pPr>
-        <w:spacing w:line="360" w:lineRule="auto"/>
-        <w:jc w:val="both"/>
-        <w:rPr>
-          <w:rFonts w:ascii="Arial" w:hAnsi="Arial" w:cs="Arial"/>
-          <w:sz w:val="22"/>
-          <w:szCs w:val="22"/>
-        </w:rPr>
-      </w:pPr>
-      <w:r>
-        <w:rPr>
-          <w:rFonts w:ascii="Arial" w:hAnsi="Arial" w:cs="Arial"/>
-          <w:sz w:val="22"/>
-          <w:szCs w:val="22"/>
-        </w:rPr>
         <w:t>9</w:t>
       </w:r>
       <w:r>
@@ -2144,63 +1968,8 @@
     </w:p>
     <w:p>
       <w:pPr>
-        <w:spacing w:line="276" w:lineRule="auto"/>
-        <w:jc w:val="both"/>
-        <w:rPr>
-          <w:rFonts w:ascii="Arial" w:hAnsi="Arial" w:cs="Arial"/>
-          <w:sz w:val="22"/>
-          <w:szCs w:val="22"/>
-        </w:rPr>
-      </w:pPr>
-    </w:p>
-    <w:p>
-      <w:pPr>
-        <w:spacing w:line="276" w:lineRule="auto"/>
-        <w:jc w:val="both"/>
-        <w:rPr>
-          <w:rFonts w:ascii="Arial" w:hAnsi="Arial" w:cs="Arial"/>
-          <w:sz w:val="22"/>
-          <w:szCs w:val="22"/>
-        </w:rPr>
-      </w:pPr>
-    </w:p>
-    <w:p>
-      <w:pPr>
-        <w:spacing w:line="276" w:lineRule="auto"/>
-        <w:jc w:val="both"/>
-        <w:rPr>
-          <w:rFonts w:ascii="Arial" w:hAnsi="Arial" w:cs="Arial"/>
-          <w:sz w:val="22"/>
-          <w:szCs w:val="22"/>
-        </w:rPr>
-      </w:pPr>
-    </w:p>
-    <w:p>
-      <w:pPr>
-        <w:spacing w:line="276" w:lineRule="auto"/>
-        <w:jc w:val="both"/>
-        <w:rPr>
-          <w:rFonts w:ascii="Arial" w:hAnsi="Arial" w:cs="Arial"/>
-          <w:b/>
-          <w:sz w:val="22"/>
-          <w:szCs w:val="22"/>
-        </w:rPr>
-      </w:pPr>
-    </w:p>
-    <w:p>
-      <w:pPr>
-        <w:spacing w:line="360" w:lineRule="auto"/>
-        <w:jc w:val="both"/>
-        <w:rPr>
-          <w:rFonts w:ascii="Arial" w:hAnsi="Arial" w:cs="Arial"/>
-          <w:sz w:val="14"/>
-          <w:szCs w:val="22"/>
-        </w:rPr>
-      </w:pPr>
-    </w:p>
-    <w:p>
-      <w:pPr>
-        <w:spacing w:line="360" w:lineRule="auto"/>
+        <w:keepNext/>
+        <w:spacing w:line="360" w:lineRule="auto" w:before="360" w:after="120"/>
         <w:jc w:val="center"/>
         <w:rPr>
           <w:rFonts w:ascii="Arial" w:hAnsi="Arial" w:cs="Arial"/>
@@ -2389,25 +2158,7 @@
                 <w:sz w:val="22"/>
                 <w:szCs w:val="22"/>
               </w:rPr>
-              <w:t>Юридический Адрес: {{ПОСТАВЩИК_ЮР_АДРЕС}}</w:t>
-            </w:r>
-          </w:p>
-          <w:p>
-            <w:pPr>
-              <w:spacing w:after="60"/>
-              <w:rPr>
-                <w:rFonts w:ascii="Arial" w:hAnsi="Arial" w:cs="Arial"/>
-                <w:sz w:val="22"/>
-                <w:szCs w:val="22"/>
-              </w:rPr>
-            </w:pPr>
-            <w:r>
-              <w:rPr>
-                <w:rFonts w:ascii="Arial" w:hAnsi="Arial" w:cs="Arial"/>
-                <w:sz w:val="22"/>
-                <w:szCs w:val="22"/>
-              </w:rPr>
-              <w:t>Почтовый адрес: {{ПОСТАВЩИК_ЮР_АДРЕС}}</w:t>
+              <w:t>Юридический адрес: {{ПОСТАВЩИК_ЮР_АДРЕС}}</w:t>
             </w:r>
           </w:p>
           <w:p>
@@ -2629,7 +2380,7 @@
                 <w:sz w:val="22"/>
                 <w:szCs w:val="22"/>
               </w:rPr>
-              <w:t>Юр.адрес: {{ПОКУПАТЕЛЬ_ЮР_АДРЕС}}</w:t>
+              <w:t>Юридический адрес: {{ПОКУПАТЕЛЬ_ЮР_АДРЕС}}</w:t>
             </w:r>
           </w:p>
           <w:p>
@@ -2663,7 +2414,7 @@
                 <w:sz w:val="22"/>
                 <w:szCs w:val="22"/>
               </w:rPr>
-              <w:t xml:space="preserve">ОГРН {{ПОКУПАТЕЛЬ_ОГРН}} </w:t>
+              <w:t>ОГРН {{ПОКУПАТЕЛЬ_ОГРН}}</w:t>
             </w:r>
           </w:p>
           <w:p>
@@ -2680,7 +2431,7 @@
                 <w:sz w:val="22"/>
                 <w:szCs w:val="22"/>
               </w:rPr>
-              <w:t>Р/с  {{ПОКУПАТЕЛЬ_РС}}</w:t>
+              <w:t>Банк: {{ПОКУПАТЕЛЬ_БАНК}}</w:t>
             </w:r>
           </w:p>
           <w:p>
@@ -2697,7 +2448,7 @@
                 <w:sz w:val="22"/>
                 <w:szCs w:val="22"/>
               </w:rPr>
-              <w:t>{{ПОКУПАТЕЛЬ_БАНК}}</w:t>
+              <w:t>Р/с {{ПОКУПАТЕЛЬ_РС}}</w:t>
             </w:r>
           </w:p>
           <w:p>
@@ -2714,7 +2465,7 @@
                 <w:sz w:val="22"/>
                 <w:szCs w:val="22"/>
               </w:rPr>
-              <w:t>БИК  {{ПОКУПАТЕЛЬ_БИК}}</w:t>
+              <w:t>К/с {{ПОКУПАТЕЛЬ_КС}}</w:t>
             </w:r>
           </w:p>
           <w:p>
@@ -2731,7 +2482,7 @@
                 <w:sz w:val="22"/>
                 <w:szCs w:val="22"/>
               </w:rPr>
-              <w:t>К/с  {{ПОКУПАТЕЛЬ_КС}}</w:t>
+              <w:t>БИК {{ПОКУПАТЕЛЬ_БИК}}</w:t>
             </w:r>
           </w:p>
           <w:p>
@@ -2745,7 +2496,61 @@
             <w:r>
               <w:rPr>
                 <w:rFonts w:ascii="Arial" w:hAnsi="Arial" w:cs="Arial"/>
-                <w:b/>
+                <w:b w:val="0"/>
+                <w:sz w:val="22"/>
+                <w:szCs w:val="22"/>
+              </w:rPr>
+              <w:t>{%p if ПОКУПАТЕЛЬ_ТЕЛЕФОН %}</w:t>
+            </w:r>
+          </w:p>
+          <w:p>
+            <w:pPr>
+              <w:rPr>
+                <w:rFonts w:ascii="Arial" w:hAnsi="Arial" w:cs="Arial"/>
+                <w:sz w:val="22"/>
+                <w:szCs w:val="22"/>
+              </w:rPr>
+            </w:pPr>
+            <w:r>
+              <w:rPr>
+                <w:rFonts w:ascii="Arial" w:hAnsi="Arial" w:cs="Arial"/>
+                <w:b w:val="0"/>
+                <w:sz w:val="22"/>
+                <w:szCs w:val="22"/>
+              </w:rPr>
+              <w:t>Тел./факс: {{ПОКУПАТЕЛЬ_ТЕЛЕФОН}}</w:t>
+            </w:r>
+          </w:p>
+          <w:p>
+            <w:pPr>
+              <w:rPr>
+                <w:rFonts w:ascii="Arial" w:hAnsi="Arial" w:cs="Arial"/>
+                <w:sz w:val="22"/>
+                <w:szCs w:val="22"/>
+              </w:rPr>
+            </w:pPr>
+            <w:r>
+              <w:rPr>
+                <w:rFonts w:ascii="Arial" w:hAnsi="Arial" w:cs="Arial"/>
+                <w:b w:val="0"/>
+                <w:sz w:val="22"/>
+                <w:szCs w:val="22"/>
+              </w:rPr>
+              <w:t>{%p endif %}</w:t>
+            </w:r>
+          </w:p>
+          <w:p>
+            <w:pPr>
+              <w:rPr>
+                <w:rFonts w:ascii="Arial" w:hAnsi="Arial" w:cs="Arial"/>
+                <w:sz w:val="22"/>
+                <w:szCs w:val="22"/>
+              </w:rPr>
+            </w:pPr>
+            <w:r>
+              <w:rPr>
+                <w:rFonts w:ascii="Arial" w:hAnsi="Arial" w:cs="Arial"/>
+                <w:b w:val="0"/>
                 <w:sz w:val="22"/>
                 <w:szCs w:val="22"/>
               </w:rPr>
@@ -3045,154 +2850,9 @@
       </w:tr>
     </w:tbl>
     <w:p>
-      <w:pPr>
-        <w:spacing w:line="360" w:lineRule="auto"/>
-        <w:rPr>
-          <w:rFonts w:ascii="Arial" w:hAnsi="Arial" w:cs="Arial"/>
-          <w:sz w:val="22"/>
-          <w:szCs w:val="22"/>
-        </w:rPr>
-      </w:pPr>
-    </w:p>
-    <w:p>
-      <w:pPr>
-        <w:spacing w:line="360" w:lineRule="auto"/>
-        <w:rPr>
-          <w:rFonts w:ascii="Arial" w:hAnsi="Arial" w:cs="Arial"/>
-          <w:sz w:val="22"/>
-          <w:szCs w:val="22"/>
-        </w:rPr>
-      </w:pPr>
-    </w:p>
-    <w:p>
-      <w:pPr>
-        <w:spacing w:line="360" w:lineRule="auto"/>
-        <w:rPr>
-          <w:rFonts w:ascii="Arial" w:hAnsi="Arial" w:cs="Arial"/>
-          <w:sz w:val="22"/>
-          <w:szCs w:val="22"/>
-        </w:rPr>
-      </w:pPr>
-    </w:p>
-    <w:p>
-      <w:pPr>
-        <w:spacing w:line="360" w:lineRule="auto"/>
-        <w:rPr>
-          <w:rFonts w:ascii="Arial" w:hAnsi="Arial" w:cs="Arial"/>
-          <w:sz w:val="22"/>
-          <w:szCs w:val="22"/>
-        </w:rPr>
-      </w:pPr>
-    </w:p>
-    <w:p>
-      <w:pPr>
-        <w:spacing w:line="360" w:lineRule="auto"/>
-        <w:rPr>
-          <w:rFonts w:ascii="Arial" w:hAnsi="Arial" w:cs="Arial"/>
-          <w:sz w:val="22"/>
-          <w:szCs w:val="22"/>
-        </w:rPr>
-      </w:pPr>
-    </w:p>
-    <w:p>
-      <w:pPr>
-        <w:spacing w:line="360" w:lineRule="auto"/>
-        <w:rPr>
-          <w:rFonts w:ascii="Arial" w:hAnsi="Arial" w:cs="Arial"/>
-          <w:sz w:val="22"/>
-          <w:szCs w:val="22"/>
-        </w:rPr>
-      </w:pPr>
-    </w:p>
-    <w:p>
-      <w:pPr>
-        <w:spacing w:line="360" w:lineRule="auto"/>
-        <w:rPr>
-          <w:rFonts w:ascii="Arial" w:hAnsi="Arial" w:cs="Arial"/>
-          <w:sz w:val="22"/>
-          <w:szCs w:val="22"/>
-        </w:rPr>
-      </w:pPr>
-    </w:p>
-    <w:p>
-      <w:pPr>
-        <w:spacing w:line="360" w:lineRule="auto"/>
-        <w:rPr>
-          <w:rFonts w:ascii="Arial" w:hAnsi="Arial" w:cs="Arial"/>
-          <w:sz w:val="22"/>
-          <w:szCs w:val="22"/>
-        </w:rPr>
-      </w:pPr>
-    </w:p>
-    <w:p>
-      <w:pPr>
-        <w:spacing w:line="360" w:lineRule="auto"/>
-        <w:rPr>
-          <w:rFonts w:ascii="Arial" w:hAnsi="Arial" w:cs="Arial"/>
-          <w:sz w:val="22"/>
-          <w:szCs w:val="22"/>
-        </w:rPr>
-      </w:pPr>
-    </w:p>
-    <w:p>
-      <w:pPr>
-        <w:spacing w:line="360" w:lineRule="auto"/>
-        <w:rPr>
-          <w:rFonts w:ascii="Arial" w:hAnsi="Arial" w:cs="Arial"/>
-          <w:sz w:val="22"/>
-          <w:szCs w:val="22"/>
-        </w:rPr>
-      </w:pPr>
-    </w:p>
-    <w:p>
-      <w:pPr>
-        <w:spacing w:line="360" w:lineRule="auto"/>
-        <w:rPr>
-          <w:rFonts w:ascii="Arial" w:hAnsi="Arial" w:cs="Arial"/>
-          <w:sz w:val="22"/>
-          <w:szCs w:val="22"/>
-        </w:rPr>
-      </w:pPr>
-    </w:p>
-    <w:p>
-      <w:pPr>
-        <w:spacing w:line="360" w:lineRule="auto"/>
-        <w:rPr>
-          <w:rFonts w:ascii="Arial" w:hAnsi="Arial" w:cs="Arial"/>
-          <w:sz w:val="22"/>
-          <w:szCs w:val="22"/>
-        </w:rPr>
-      </w:pPr>
-    </w:p>
-    <w:p>
-      <w:pPr>
-        <w:spacing w:line="360" w:lineRule="auto"/>
-        <w:rPr>
-          <w:rFonts w:ascii="Arial" w:hAnsi="Arial" w:cs="Arial"/>
-          <w:sz w:val="22"/>
-          <w:szCs w:val="22"/>
-        </w:rPr>
-      </w:pPr>
-    </w:p>
-    <w:p>
-      <w:pPr>
-        <w:spacing w:line="360" w:lineRule="auto"/>
-        <w:rPr>
-          <w:rFonts w:ascii="Arial" w:hAnsi="Arial" w:cs="Arial"/>
-          <w:sz w:val="22"/>
-          <w:szCs w:val="22"/>
-        </w:rPr>
-      </w:pPr>
-    </w:p>
-    <w:p>
-      <w:pPr>
-        <w:spacing w:line="360" w:lineRule="auto"/>
-        <w:rPr>
-          <w:rFonts w:ascii="Arial" w:hAnsi="Arial" w:cs="Arial"/>
-          <w:sz w:val="22"/>
-          <w:szCs w:val="22"/>
-        </w:rPr>
-      </w:pPr>
+      <w:r>
+        <w:br w:type="page"/>
+      </w:r>
     </w:p>
     <w:sectPr>
       <w:headerReference w:type="default" r:id="rId8"/>

--- a/templates/contracts/supply_contract.docx
+++ b/templates/contracts/supply_contract.docx
@@ -159,7 +159,7 @@
           <w:sz w:val="22"/>
           <w:szCs w:val="22"/>
         </w:rPr>
-        <w:t>1.1. В соответствии с настоящим Договором Поставщик обязуется передать Покупателю оборудование {{ТОВАР_НАИМЕНОВАНИЕ}}, далее «Товар», в соответствии со Спецификацией (Приложение №1), являющейся неотъемлемой частью настоящего договора, а Покупатель обязуется принять и произвести оплату на условиях настоящего Договора Поставки.</w:t>
+        <w:t>1.1. В соответствии с настоящим Договором Поставщик обязуется передать Покупателю оборудование {{ТОВАР_НАИМЕНОВАНИЕ_КОЛВО}}, далее «Товар», в соответствии со Спецификацией (Приложение №1), являющейся неотъемлемой частью настоящего договора, а Покупатель обязуется принять и произвести оплату на условиях настоящего Договора Поставки.</w:t>
       </w:r>
     </w:p>
     <w:p>

--- a/templates/contracts/supply_contract.docx
+++ b/templates/contracts/supply_contract.docx
@@ -1017,7 +1017,7 @@
           <w:sz w:val="22"/>
           <w:szCs w:val="22"/>
         </w:rPr>
-        <w:t>4.1. Стоимость настоящего договора составляет {{СУММА_ЦИФРАМИ}} ({{СУММА_ПРОПИСЬЮ}}) рублей, в том числе НДС 22%, согласно Спецификации (Приложение №1).</w:t>
+        <w:t>4.1. Стоимость настоящего договора составляет {{СУММА_ЦИФРАМИ}} ({{СУММА_ПРОПИСЬЮ}}) {{СУММА_РУБ}}, в том числе НДС 22%, согласно Спецификации (Приложение №1).</w:t>
       </w:r>
     </w:p>
     <w:p>
